--- a/manuscript/1.dvm.introduction/dvm.introduction.HB.docx
+++ b/manuscript/1.dvm.introduction/dvm.introduction.HB.docx
@@ -35,7 +35,7 @@
           <w:sz w:val="24"/>
           <w:szCs w:val="24"/>
         </w:rPr>
-        <w:t xml:space="preserve">Shallow lentic environments can display diel oxygen variation as the environment transitions from photosynthetic production to respiratory consumption. Oxygen concentration begins to decrease after dusk and reaches its minimum during the early morning after many hours of nocturnal respiration (Andersen et al. 2017). The combination of pronounced vertical stratification in oxygen from hypoxic hyporheic inputs, coupled with diel oxygen cycling, has the potential to create a vertically shifting oxygen profile within select thermal refuge habitats. Such oxygen profiles may vary from location to location depending on local biotic and abiotic factors (e.g. </w:t>
+        <w:t xml:space="preserve">Shallow lentic environments can display diel oxygen variation as the environment transitions from photosynthetic production to respiratory consumption. Oxygen concentration begins to decrease after dusk and reaches its minimum during the early morning after many hours of nocturnal respiration (Andersen et al. 2017). The combination of pronounced vertical stratification in oxygen from hypoxic hyporheic inputs, coupled with diel oxygen cycling, has the potential to create a vertically shifting oxygen profile within select thermal refuge habitats. Such oxygen profiles may vary from location to location depending on local biotic and abiotic factors (e.g. macrophyte density, hyporheic upwelling, depth). In addition, surface water temperatures fluctuate on a diel cycle in time-lagged synchrony with dissolved oxygen saturation (e.g. oxygen saturation is highest during midday, whereas surface water temperatures reach their maximum during early evening). These fluctuating physiochemical conditions likely cause the zone of optimal habitat to shift over the 24-h cycle. While these physiochemical conditions fluctuate in rough synchrony (environmental oxygen and </w:t>
       </w:r>
       <w:proofErr w:type="spellStart"/>
       <w:r>
@@ -44,7 +44,7 @@
           <w:sz w:val="24"/>
           <w:szCs w:val="24"/>
         </w:rPr>
-        <w:t>macrophyte</w:t>
+        <w:t>hypolymnetic</w:t>
       </w:r>
       <w:proofErr w:type="spellEnd"/>
       <w:r>
@@ -53,43 +53,7 @@
           <w:sz w:val="24"/>
           <w:szCs w:val="24"/>
         </w:rPr>
-        <w:t xml:space="preserve"> density, hyporheic upwelling, depth). In addition, surface water temperatures fluctuate on a diel cycle in time-lagged synchrony with dissolved oxygen saturation (e.g. oxygen saturation is highest during midday, whereas surface water temperatures reach their maximum during early evening). These fluctuating physiochemical conditions likely cause the zone of optimal habitat to shift over the 24-h cycle. While these physiochemical conditions fluctuate in rough synchrony (environmental oxygen and </w:t>
-      </w:r>
-      <w:proofErr w:type="spellStart"/>
-      <w:r>
-        <w:rPr>
-          <w:rFonts w:ascii="Times New Roman" w:hAnsi="Times New Roman" w:cs="Times New Roman"/>
-          <w:sz w:val="24"/>
-          <w:szCs w:val="24"/>
-        </w:rPr>
-        <w:t>hypolymnetic</w:t>
-      </w:r>
-      <w:proofErr w:type="spellEnd"/>
-      <w:r>
-        <w:rPr>
-          <w:rFonts w:ascii="Times New Roman" w:hAnsi="Times New Roman" w:cs="Times New Roman"/>
-          <w:sz w:val="24"/>
-          <w:szCs w:val="24"/>
-        </w:rPr>
-        <w:t xml:space="preserve"> temperature increase during the day and decrease at night), ideal conditions fluctuate asynchronously when considered through the lens of a </w:t>
-      </w:r>
-      <w:proofErr w:type="spellStart"/>
-      <w:r>
-        <w:rPr>
-          <w:rFonts w:ascii="Times New Roman" w:hAnsi="Times New Roman" w:cs="Times New Roman"/>
-          <w:sz w:val="24"/>
-          <w:szCs w:val="24"/>
-        </w:rPr>
-        <w:t>coldwater</w:t>
-      </w:r>
-      <w:proofErr w:type="spellEnd"/>
-      <w:r>
-        <w:rPr>
-          <w:rFonts w:ascii="Times New Roman" w:hAnsi="Times New Roman" w:cs="Times New Roman"/>
-          <w:sz w:val="24"/>
-          <w:szCs w:val="24"/>
-        </w:rPr>
-        <w:t xml:space="preserve"> fish</w:t>
+        <w:t xml:space="preserve"> temperature increase during the day and decrease at night), ideal conditions fluctuate asynchronously when considered through the lens of a coldwater fish</w:t>
       </w:r>
       <w:r>
         <w:rPr>
@@ -113,7 +77,10 @@
         <w:pStyle w:val="Default"/>
       </w:pPr>
       <w:r>
-        <w:t xml:space="preserve">How do cold water fish balance oxygen demands and temperature preference within refuge habitats, and how might these constraints vary among refuges? We hypothesize that the </w:t>
+        <w:t>How do cold-</w:t>
+      </w:r>
+      <w:r>
+        <w:t xml:space="preserve">water fish balance oxygen demands and temperature preference within refuge habitats, and how might these constraints vary among refuges? We hypothesize that the </w:t>
       </w:r>
       <w:r>
         <w:rPr>
@@ -139,7 +106,19 @@
         <w:t xml:space="preserve"> to balance shifting trade-offs between dissolved oxygen and temperature. </w:t>
       </w:r>
       <w:r>
-        <w:t xml:space="preserve">We hypothesize that fish are restricted to the oxy-thermocline, and that this thin lens of suitable habitat shifts vertically in the water column over a diel timescale, causing fish to practice fine scale diel vertical migration in response to fluctuating conditions. </w:t>
+        <w:t xml:space="preserve">We hypothesize that fish are restricted to the oxy-thermocline, and that this thin lens of suitable habitat shifts vertically in the water column over a diel timescale, causing fish to </w:t>
+      </w:r>
+      <w:r>
+        <w:t>display</w:t>
+      </w:r>
+      <w:r>
+        <w:t xml:space="preserve"> fine scale diel vertical m</w:t>
+      </w:r>
+      <w:r>
+        <w:t>ovements</w:t>
+      </w:r>
+      <w:r>
+        <w:t xml:space="preserve"> in response to fluctuating conditions. </w:t>
       </w:r>
     </w:p>
     <w:p>

--- a/manuscript/1.dvm.introduction/dvm.introduction.HB.docx
+++ b/manuscript/1.dvm.introduction/dvm.introduction.HB.docx
@@ -6,7 +6,6 @@
       <w:pPr>
         <w:rPr>
           <w:rFonts w:ascii="Times New Roman" w:hAnsi="Times New Roman" w:cs="Times New Roman"/>
-          <w:i/>
           <w:sz w:val="24"/>
           <w:szCs w:val="24"/>
         </w:rPr>
@@ -14,11 +13,10 @@
       <w:r>
         <w:rPr>
           <w:rFonts w:ascii="Times New Roman" w:hAnsi="Times New Roman" w:cs="Times New Roman"/>
-          <w:i/>
-          <w:sz w:val="24"/>
-          <w:szCs w:val="24"/>
-        </w:rPr>
-        <w:t>Introduction</w:t>
+          <w:sz w:val="24"/>
+          <w:szCs w:val="24"/>
+        </w:rPr>
+        <w:t>Diel vertical movement in floodplain refuges exploits diel asynchrony in hypoxia and thermal stress</w:t>
       </w:r>
     </w:p>
     <w:p>
@@ -35,7 +33,69 @@
           <w:sz w:val="24"/>
           <w:szCs w:val="24"/>
         </w:rPr>
-        <w:t xml:space="preserve">Shallow lentic environments can display diel oxygen variation as the environment transitions from photosynthetic production to respiratory consumption. Oxygen concentration begins to decrease after dusk and reaches its minimum during the early morning after many hours of nocturnal respiration (Andersen et al. 2017). The combination of pronounced vertical stratification in oxygen from hypoxic hyporheic inputs, coupled with diel oxygen cycling, has the potential to create a vertically shifting oxygen profile within select thermal refuge habitats. Such oxygen profiles may vary from location to location depending on local biotic and abiotic factors (e.g. macrophyte density, hyporheic upwelling, depth). In addition, surface water temperatures fluctuate on a diel cycle in time-lagged synchrony with dissolved oxygen saturation (e.g. oxygen saturation is highest during midday, whereas surface water temperatures reach their maximum during early evening). These fluctuating physiochemical conditions likely cause the zone of optimal habitat to shift over the 24-h cycle. While these physiochemical conditions fluctuate in rough synchrony (environmental oxygen and </w:t>
+        <w:t xml:space="preserve">Hannah Barrett, </w:t>
+      </w:r>
+      <w:r>
+        <w:rPr>
+          <w:rFonts w:ascii="Times New Roman" w:hAnsi="Times New Roman" w:cs="Times New Roman"/>
+          <w:sz w:val="24"/>
+          <w:szCs w:val="24"/>
+        </w:rPr>
+        <w:t xml:space="preserve">Joe Ebersole, </w:t>
+      </w:r>
+      <w:r>
+        <w:rPr>
+          <w:rFonts w:ascii="Times New Roman" w:hAnsi="Times New Roman" w:cs="Times New Roman"/>
+          <w:sz w:val="24"/>
+          <w:szCs w:val="24"/>
+        </w:rPr>
+        <w:t>Joel Ruprecht, Taal Levi, Jonathan Armstrong</w:t>
+      </w:r>
+    </w:p>
+    <w:p>
+      <w:pPr>
+        <w:rPr>
+          <w:rFonts w:ascii="Times New Roman" w:hAnsi="Times New Roman" w:cs="Times New Roman"/>
+          <w:i/>
+          <w:sz w:val="24"/>
+          <w:szCs w:val="24"/>
+        </w:rPr>
+      </w:pPr>
+      <w:r>
+        <w:rPr>
+          <w:rFonts w:ascii="Times New Roman" w:hAnsi="Times New Roman" w:cs="Times New Roman"/>
+          <w:i/>
+          <w:sz w:val="24"/>
+          <w:szCs w:val="24"/>
+        </w:rPr>
+        <w:t>Introduction</w:t>
+      </w:r>
+    </w:p>
+    <w:p>
+      <w:pPr>
+        <w:rPr>
+          <w:rFonts w:ascii="Times New Roman" w:hAnsi="Times New Roman" w:cs="Times New Roman"/>
+          <w:sz w:val="24"/>
+          <w:szCs w:val="24"/>
+        </w:rPr>
+      </w:pPr>
+      <w:r>
+        <w:rPr>
+          <w:rFonts w:ascii="Times New Roman" w:hAnsi="Times New Roman" w:cs="Times New Roman"/>
+          <w:sz w:val="24"/>
+          <w:szCs w:val="24"/>
+        </w:rPr>
+        <w:t>Shallow lentic environments can display diel oxygen variation as the environment transitions from photosynthetic production to respiratory consumption. Oxygen concentration begins to decrease after dusk and reaches its minimum during the early morning after many hours of nocturnal respiration (Andersen et al. 2017). The combination of pronounced vertical stratification in oxygen from hypoxic hyporheic inputs, cou</w:t>
+      </w:r>
+      <w:bookmarkStart w:id="0" w:name="_GoBack"/>
+      <w:bookmarkEnd w:id="0"/>
+      <w:r>
+        <w:rPr>
+          <w:rFonts w:ascii="Times New Roman" w:hAnsi="Times New Roman" w:cs="Times New Roman"/>
+          <w:sz w:val="24"/>
+          <w:szCs w:val="24"/>
+        </w:rPr>
+        <w:t xml:space="preserve">pled with diel oxygen cycling, has the potential to create a vertically shifting oxygen profile within select thermal refuge habitats. Such oxygen profiles may vary from location to location depending on local biotic and abiotic factors (e.g. macrophyte density, hyporheic upwelling, depth). In addition, surface water temperatures fluctuate on a diel cycle in time-lagged synchrony with dissolved oxygen saturation (e.g. oxygen saturation is highest during midday, whereas surface water temperatures reach their maximum during early evening). These fluctuating physiochemical conditions likely cause the zone of optimal habitat to shift over the 24-h cycle. While these physiochemical conditions fluctuate in rough synchrony (environmental oxygen and </w:t>
       </w:r>
       <w:proofErr w:type="spellStart"/>
       <w:r>
@@ -125,8 +185,6 @@
       <w:pPr>
         <w:pStyle w:val="Default"/>
       </w:pPr>
-      <w:bookmarkStart w:id="0" w:name="_GoBack"/>
-      <w:bookmarkEnd w:id="0"/>
     </w:p>
     <w:sectPr>
       <w:pgSz w:w="12240" w:h="15840"/>

--- a/manuscript/1.dvm.introduction/dvm.introduction.HB.docx
+++ b/manuscript/1.dvm.introduction/dvm.introduction.HB.docx
@@ -33,23 +33,7 @@
           <w:sz w:val="24"/>
           <w:szCs w:val="24"/>
         </w:rPr>
-        <w:t xml:space="preserve">Hannah Barrett, </w:t>
-      </w:r>
-      <w:r>
-        <w:rPr>
-          <w:rFonts w:ascii="Times New Roman" w:hAnsi="Times New Roman" w:cs="Times New Roman"/>
-          <w:sz w:val="24"/>
-          <w:szCs w:val="24"/>
-        </w:rPr>
-        <w:t xml:space="preserve">Joe Ebersole, </w:t>
-      </w:r>
-      <w:r>
-        <w:rPr>
-          <w:rFonts w:ascii="Times New Roman" w:hAnsi="Times New Roman" w:cs="Times New Roman"/>
-          <w:sz w:val="24"/>
-          <w:szCs w:val="24"/>
-        </w:rPr>
-        <w:t>Joel Ruprecht, Taal Levi, Jonathan Armstrong</w:t>
+        <w:t>Hannah Barrett, Joe Ebersole, Joel Ruprecht, Taal Levi, Jonathan Armstrong</w:t>
       </w:r>
     </w:p>
     <w:p>
@@ -75,27 +59,602 @@
       <w:pPr>
         <w:rPr>
           <w:rFonts w:ascii="Times New Roman" w:hAnsi="Times New Roman" w:cs="Times New Roman"/>
-          <w:sz w:val="24"/>
-          <w:szCs w:val="24"/>
-        </w:rPr>
-      </w:pPr>
-      <w:r>
-        <w:rPr>
-          <w:rFonts w:ascii="Times New Roman" w:hAnsi="Times New Roman" w:cs="Times New Roman"/>
-          <w:sz w:val="24"/>
-          <w:szCs w:val="24"/>
-        </w:rPr>
-        <w:t>Shallow lentic environments can display diel oxygen variation as the environment transitions from photosynthetic production to respiratory consumption. Oxygen concentration begins to decrease after dusk and reaches its minimum during the early morning after many hours of nocturnal respiration (Andersen et al. 2017). The combination of pronounced vertical stratification in oxygen from hypoxic hyporheic inputs, cou</w:t>
+          <w:b/>
+          <w:sz w:val="24"/>
+          <w:szCs w:val="24"/>
+        </w:rPr>
+      </w:pPr>
+      <w:r>
+        <w:rPr>
+          <w:rFonts w:ascii="Times New Roman" w:hAnsi="Times New Roman" w:cs="Times New Roman"/>
+          <w:b/>
+          <w:sz w:val="24"/>
+          <w:szCs w:val="24"/>
+        </w:rPr>
+        <w:t>Refuge importance and</w:t>
+      </w:r>
+      <w:r>
+        <w:rPr>
+          <w:rFonts w:ascii="Times New Roman" w:hAnsi="Times New Roman" w:cs="Times New Roman"/>
+          <w:b/>
+          <w:sz w:val="24"/>
+          <w:szCs w:val="24"/>
+        </w:rPr>
+        <w:t xml:space="preserve"> limits to functionality:</w:t>
+      </w:r>
+    </w:p>
+    <w:p>
+      <w:pPr>
+        <w:rPr>
+          <w:rFonts w:ascii="Times New Roman" w:hAnsi="Times New Roman" w:cs="Times New Roman"/>
+          <w:sz w:val="24"/>
+          <w:szCs w:val="24"/>
+        </w:rPr>
+      </w:pPr>
+      <w:r>
+        <w:rPr>
+          <w:rFonts w:ascii="Times New Roman" w:hAnsi="Times New Roman" w:cs="Times New Roman"/>
+          <w:sz w:val="24"/>
+          <w:szCs w:val="24"/>
+        </w:rPr>
+        <w:t>A key challenge for conservation is to understand how a</w:t>
+      </w:r>
+      <w:r>
+        <w:rPr>
+          <w:rFonts w:ascii="Times New Roman" w:hAnsi="Times New Roman" w:cs="Times New Roman"/>
+          <w:sz w:val="24"/>
+          <w:szCs w:val="24"/>
+        </w:rPr>
+        <w:t xml:space="preserve">nimal behavior and landscape </w:t>
+      </w:r>
+      <w:r>
+        <w:rPr>
+          <w:rFonts w:ascii="Times New Roman" w:hAnsi="Times New Roman" w:cs="Times New Roman"/>
+          <w:sz w:val="24"/>
+          <w:szCs w:val="24"/>
+        </w:rPr>
+        <w:t>heterogeneity interact to influence the effectiveness of behavioral thermoregulation in the face of climate change.</w:t>
+      </w:r>
+      <w:r>
+        <w:rPr>
+          <w:rFonts w:ascii="Times New Roman" w:hAnsi="Times New Roman" w:cs="Times New Roman"/>
+          <w:sz w:val="24"/>
+          <w:szCs w:val="24"/>
+        </w:rPr>
+        <w:t xml:space="preserve"> </w:t>
+      </w:r>
+      <w:r>
+        <w:rPr>
+          <w:rFonts w:ascii="Times New Roman" w:hAnsi="Times New Roman" w:cs="Times New Roman"/>
+          <w:sz w:val="24"/>
+          <w:szCs w:val="24"/>
+        </w:rPr>
+        <w:t xml:space="preserve">When </w:t>
+      </w:r>
+      <w:r>
+        <w:rPr>
+          <w:rFonts w:ascii="Times New Roman" w:hAnsi="Times New Roman" w:cs="Times New Roman"/>
+          <w:sz w:val="24"/>
+          <w:szCs w:val="24"/>
+        </w:rPr>
+        <w:t>determining</w:t>
+      </w:r>
+      <w:r>
+        <w:rPr>
+          <w:rFonts w:ascii="Times New Roman" w:hAnsi="Times New Roman" w:cs="Times New Roman"/>
+          <w:sz w:val="24"/>
+          <w:szCs w:val="24"/>
+        </w:rPr>
+        <w:t xml:space="preserve"> </w:t>
+      </w:r>
+      <w:r>
+        <w:rPr>
+          <w:rFonts w:ascii="Times New Roman" w:hAnsi="Times New Roman" w:cs="Times New Roman"/>
+          <w:sz w:val="24"/>
+          <w:szCs w:val="24"/>
+        </w:rPr>
+        <w:t xml:space="preserve">the ecological significance of cold-water </w:t>
+      </w:r>
+      <w:r>
+        <w:rPr>
+          <w:rFonts w:ascii="Times New Roman" w:hAnsi="Times New Roman" w:cs="Times New Roman"/>
+          <w:sz w:val="24"/>
+          <w:szCs w:val="24"/>
+        </w:rPr>
+        <w:t xml:space="preserve">refuges </w:t>
+      </w:r>
+      <w:r>
+        <w:rPr>
+          <w:rFonts w:ascii="Times New Roman" w:hAnsi="Times New Roman" w:cs="Times New Roman"/>
+          <w:sz w:val="24"/>
+          <w:szCs w:val="24"/>
+        </w:rPr>
+        <w:t xml:space="preserve">we </w:t>
+      </w:r>
+      <w:r>
+        <w:rPr>
+          <w:rFonts w:ascii="Times New Roman" w:hAnsi="Times New Roman" w:cs="Times New Roman"/>
+          <w:sz w:val="24"/>
+          <w:szCs w:val="24"/>
+        </w:rPr>
+        <w:t xml:space="preserve">first </w:t>
+      </w:r>
+      <w:r>
+        <w:rPr>
+          <w:rFonts w:ascii="Times New Roman" w:hAnsi="Times New Roman" w:cs="Times New Roman"/>
+          <w:sz w:val="24"/>
+          <w:szCs w:val="24"/>
+        </w:rPr>
+        <w:t xml:space="preserve">need to understand </w:t>
+      </w:r>
+      <w:r>
+        <w:rPr>
+          <w:rFonts w:ascii="Times New Roman" w:hAnsi="Times New Roman" w:cs="Times New Roman"/>
+          <w:sz w:val="24"/>
+          <w:szCs w:val="24"/>
+        </w:rPr>
+        <w:t xml:space="preserve">the </w:t>
+      </w:r>
+      <w:r>
+        <w:rPr>
+          <w:rFonts w:ascii="Times New Roman" w:hAnsi="Times New Roman" w:cs="Times New Roman"/>
+          <w:sz w:val="24"/>
+          <w:szCs w:val="24"/>
+        </w:rPr>
+        <w:t>potential trade-offs that may occur within these habitats</w:t>
+      </w:r>
+      <w:r>
+        <w:rPr>
+          <w:rFonts w:ascii="Times New Roman" w:hAnsi="Times New Roman" w:cs="Times New Roman"/>
+          <w:sz w:val="24"/>
+          <w:szCs w:val="24"/>
+        </w:rPr>
+        <w:t xml:space="preserve">. While refuges are </w:t>
+      </w:r>
+      <w:r>
+        <w:rPr>
+          <w:rFonts w:ascii="Times New Roman" w:hAnsi="Times New Roman" w:cs="Times New Roman"/>
+          <w:sz w:val="24"/>
+          <w:szCs w:val="24"/>
+        </w:rPr>
+        <w:t>defined by</w:t>
+      </w:r>
+      <w:r>
+        <w:rPr>
+          <w:rFonts w:ascii="Times New Roman" w:hAnsi="Times New Roman" w:cs="Times New Roman"/>
+          <w:sz w:val="24"/>
+          <w:szCs w:val="24"/>
+        </w:rPr>
+        <w:t xml:space="preserve"> temperature, </w:t>
+      </w:r>
+      <w:r>
+        <w:rPr>
+          <w:rFonts w:ascii="Times New Roman" w:hAnsi="Times New Roman" w:cs="Times New Roman"/>
+          <w:sz w:val="24"/>
+          <w:szCs w:val="24"/>
+        </w:rPr>
+        <w:t xml:space="preserve">their </w:t>
+      </w:r>
+      <w:r>
+        <w:rPr>
+          <w:rFonts w:ascii="Times New Roman" w:hAnsi="Times New Roman" w:cs="Times New Roman"/>
+          <w:sz w:val="24"/>
+          <w:szCs w:val="24"/>
+        </w:rPr>
+        <w:t>functionality may depend on other variables like</w:t>
+      </w:r>
+      <w:r>
+        <w:rPr>
+          <w:rFonts w:ascii="Times New Roman" w:hAnsi="Times New Roman" w:cs="Times New Roman"/>
+          <w:sz w:val="24"/>
+          <w:szCs w:val="24"/>
+        </w:rPr>
+        <w:t xml:space="preserve"> chemical composition, competition, predation, accessibility, persistence, and foraging efficiency. </w:t>
+      </w:r>
+    </w:p>
+    <w:p>
+      <w:pPr>
+        <w:rPr>
+          <w:rFonts w:ascii="Times New Roman" w:hAnsi="Times New Roman" w:cs="Times New Roman"/>
+          <w:b/>
+          <w:sz w:val="24"/>
+          <w:szCs w:val="24"/>
+        </w:rPr>
+      </w:pPr>
+      <w:r>
+        <w:rPr>
+          <w:rFonts w:ascii="Times New Roman" w:hAnsi="Times New Roman" w:cs="Times New Roman"/>
+          <w:b/>
+          <w:sz w:val="24"/>
+          <w:szCs w:val="24"/>
+        </w:rPr>
+        <w:t>Recent work on refuges:</w:t>
+      </w:r>
+    </w:p>
+    <w:p>
+      <w:pPr>
+        <w:rPr>
+          <w:rFonts w:ascii="Times New Roman" w:hAnsi="Times New Roman" w:cs="Times New Roman"/>
+          <w:sz w:val="24"/>
+          <w:szCs w:val="24"/>
+        </w:rPr>
+      </w:pPr>
+      <w:r>
+        <w:rPr>
+          <w:rFonts w:ascii="Times New Roman" w:hAnsi="Times New Roman" w:cs="Times New Roman"/>
+          <w:sz w:val="24"/>
+          <w:szCs w:val="24"/>
+        </w:rPr>
+        <w:t>Our recent work on floodplain thermal refuge habitats has revealed that 1) only small proportion of the population currently uses thermal refuge habitats, but expression of th</w:t>
+      </w:r>
+      <w:r>
+        <w:rPr>
+          <w:rFonts w:ascii="Times New Roman" w:hAnsi="Times New Roman" w:cs="Times New Roman"/>
+          <w:sz w:val="24"/>
+          <w:szCs w:val="24"/>
+        </w:rPr>
+        <w:t>is</w:t>
+      </w:r>
+      <w:r>
+        <w:rPr>
+          <w:rFonts w:ascii="Times New Roman" w:hAnsi="Times New Roman" w:cs="Times New Roman"/>
+          <w:sz w:val="24"/>
+          <w:szCs w:val="24"/>
+        </w:rPr>
+        <w:t xml:space="preserve"> behavioral strategy</w:t>
+      </w:r>
+      <w:r>
+        <w:rPr>
+          <w:rFonts w:ascii="Times New Roman" w:hAnsi="Times New Roman" w:cs="Times New Roman"/>
+          <w:sz w:val="24"/>
+          <w:szCs w:val="24"/>
+        </w:rPr>
+        <w:t>,</w:t>
+      </w:r>
+      <w:r>
+        <w:rPr>
+          <w:rFonts w:ascii="Times New Roman" w:hAnsi="Times New Roman" w:cs="Times New Roman"/>
+          <w:sz w:val="24"/>
+          <w:szCs w:val="24"/>
+        </w:rPr>
+        <w:t xml:space="preserve"> coupled with projected </w:t>
+      </w:r>
+      <w:r>
+        <w:rPr>
+          <w:rFonts w:ascii="Times New Roman" w:hAnsi="Times New Roman" w:cs="Times New Roman"/>
+          <w:sz w:val="24"/>
+          <w:szCs w:val="24"/>
+        </w:rPr>
+        <w:t xml:space="preserve">future </w:t>
+      </w:r>
+      <w:r>
+        <w:rPr>
+          <w:rFonts w:ascii="Times New Roman" w:hAnsi="Times New Roman" w:cs="Times New Roman"/>
+          <w:sz w:val="24"/>
+          <w:szCs w:val="24"/>
+        </w:rPr>
+        <w:t>warming</w:t>
+      </w:r>
+      <w:r>
+        <w:rPr>
+          <w:rFonts w:ascii="Times New Roman" w:hAnsi="Times New Roman" w:cs="Times New Roman"/>
+          <w:sz w:val="24"/>
+          <w:szCs w:val="24"/>
+        </w:rPr>
+        <w:t>,</w:t>
+      </w:r>
+      <w:r>
+        <w:rPr>
+          <w:rFonts w:ascii="Times New Roman" w:hAnsi="Times New Roman" w:cs="Times New Roman"/>
+          <w:sz w:val="24"/>
+          <w:szCs w:val="24"/>
+        </w:rPr>
+        <w:t xml:space="preserve"> predicts that more individuals will turn to this strategy as </w:t>
+      </w:r>
+      <w:r>
+        <w:rPr>
+          <w:rFonts w:ascii="Times New Roman" w:hAnsi="Times New Roman" w:cs="Times New Roman"/>
+          <w:sz w:val="24"/>
+          <w:szCs w:val="24"/>
+        </w:rPr>
+        <w:t xml:space="preserve">thermal </w:t>
+      </w:r>
+      <w:r>
+        <w:rPr>
+          <w:rFonts w:ascii="Times New Roman" w:hAnsi="Times New Roman" w:cs="Times New Roman"/>
+          <w:sz w:val="24"/>
+          <w:szCs w:val="24"/>
+        </w:rPr>
+        <w:t>tolerance</w:t>
+      </w:r>
+      <w:r>
+        <w:rPr>
+          <w:rFonts w:ascii="Times New Roman" w:hAnsi="Times New Roman" w:cs="Times New Roman"/>
+          <w:sz w:val="24"/>
+          <w:szCs w:val="24"/>
+        </w:rPr>
+        <w:t>s are</w:t>
+      </w:r>
+      <w:r>
+        <w:rPr>
+          <w:rFonts w:ascii="Times New Roman" w:hAnsi="Times New Roman" w:cs="Times New Roman"/>
+          <w:sz w:val="24"/>
+          <w:szCs w:val="24"/>
+        </w:rPr>
+        <w:t xml:space="preserve"> exceeded</w:t>
+      </w:r>
+      <w:r>
+        <w:rPr>
+          <w:rFonts w:ascii="Times New Roman" w:hAnsi="Times New Roman" w:cs="Times New Roman"/>
+          <w:sz w:val="24"/>
+          <w:szCs w:val="24"/>
+        </w:rPr>
+        <w:t xml:space="preserve">. </w:t>
+      </w:r>
+      <w:r>
+        <w:rPr>
+          <w:rFonts w:ascii="Times New Roman" w:hAnsi="Times New Roman" w:cs="Times New Roman"/>
+          <w:sz w:val="24"/>
+          <w:szCs w:val="24"/>
+        </w:rPr>
+        <w:t xml:space="preserve"> 2) </w:t>
+      </w:r>
+      <w:r>
+        <w:rPr>
+          <w:rFonts w:ascii="Times New Roman" w:hAnsi="Times New Roman" w:cs="Times New Roman"/>
+          <w:sz w:val="24"/>
+          <w:szCs w:val="24"/>
+        </w:rPr>
+        <w:t xml:space="preserve">Due to hypoxic hyporheic inputs, </w:t>
+      </w:r>
+      <w:r>
+        <w:rPr>
+          <w:rFonts w:ascii="Times New Roman" w:hAnsi="Times New Roman" w:cs="Times New Roman"/>
+          <w:sz w:val="24"/>
+          <w:szCs w:val="24"/>
+        </w:rPr>
+        <w:t xml:space="preserve">these habitats </w:t>
+      </w:r>
+      <w:r>
+        <w:rPr>
+          <w:rFonts w:ascii="Times New Roman" w:hAnsi="Times New Roman" w:cs="Times New Roman"/>
+          <w:sz w:val="24"/>
+          <w:szCs w:val="24"/>
+        </w:rPr>
+        <w:t xml:space="preserve">often </w:t>
+      </w:r>
+      <w:r>
+        <w:rPr>
+          <w:rFonts w:ascii="Times New Roman" w:hAnsi="Times New Roman" w:cs="Times New Roman"/>
+          <w:sz w:val="24"/>
+          <w:szCs w:val="24"/>
+        </w:rPr>
+        <w:t xml:space="preserve">present a temperature-oxygen squeeze, effectively confining fish to &lt;20% of the water column. </w:t>
+      </w:r>
+    </w:p>
+    <w:p>
+      <w:pPr>
+        <w:rPr>
+          <w:rFonts w:ascii="Times New Roman" w:hAnsi="Times New Roman" w:cs="Times New Roman"/>
+          <w:b/>
+          <w:sz w:val="24"/>
+          <w:szCs w:val="24"/>
+        </w:rPr>
+      </w:pPr>
+      <w:r>
+        <w:rPr>
+          <w:rFonts w:ascii="Times New Roman" w:hAnsi="Times New Roman" w:cs="Times New Roman"/>
+          <w:b/>
+          <w:sz w:val="24"/>
+          <w:szCs w:val="24"/>
+        </w:rPr>
+        <w:t xml:space="preserve">Discuss </w:t>
+      </w:r>
+      <w:r>
+        <w:rPr>
+          <w:rFonts w:ascii="Times New Roman" w:hAnsi="Times New Roman" w:cs="Times New Roman"/>
+          <w:b/>
+          <w:sz w:val="24"/>
+          <w:szCs w:val="24"/>
+        </w:rPr>
+        <w:t>physiological consequences of low DO, low DO/high temp in combination:</w:t>
+      </w:r>
+    </w:p>
+    <w:p>
+      <w:pPr>
+        <w:rPr>
+          <w:rFonts w:ascii="Times New Roman" w:hAnsi="Times New Roman" w:cs="Times New Roman"/>
+          <w:b/>
+          <w:sz w:val="24"/>
+          <w:szCs w:val="24"/>
+        </w:rPr>
+      </w:pPr>
+      <w:r>
+        <w:rPr>
+          <w:rFonts w:ascii="Times New Roman" w:hAnsi="Times New Roman" w:cs="Times New Roman"/>
+          <w:b/>
+          <w:sz w:val="24"/>
+          <w:szCs w:val="24"/>
+        </w:rPr>
+        <w:t>Introduce fluctuation in temperature/oxygen:</w:t>
+      </w:r>
+    </w:p>
+    <w:p>
+      <w:pPr>
+        <w:rPr>
+          <w:rFonts w:ascii="Times New Roman" w:hAnsi="Times New Roman" w:cs="Times New Roman"/>
+          <w:sz w:val="24"/>
+          <w:szCs w:val="24"/>
+        </w:rPr>
+      </w:pPr>
+      <w:r>
+        <w:rPr>
+          <w:rFonts w:ascii="Times New Roman" w:hAnsi="Times New Roman" w:cs="Times New Roman"/>
+          <w:sz w:val="24"/>
+          <w:szCs w:val="24"/>
+        </w:rPr>
+        <w:t>Shallow lentic environments can display diel oxygen variation as the environment transitions from photosynthetic production to respiratory consumption. Oxygen concentration begins to decrease after dusk and reaches its minimum during the early morning after many hours of nocturnal respiration (Andersen et al. 2017). The combination of pronounced vertical stratification in oxygen from hypoxic hyporheic inputs, coupled with diel oxygen cycling, has the potential to create a vertically shifting oxygen profile within select thermal refuge habitats. Such oxygen profiles may vary from location to location depending on local biotic and abiotic factors (e.g. macrophyte density, hyporheic upwelling, depth). In addition, surface water temperatures fluctuate on a diel cycle in time-lagged synchrony with dissolved oxygen saturation (e.g. oxygen saturation is highest during midday, whereas surface water temperatures reach their maximum during early evening). These fluctuating conditions likely cause the zone of optimal habitat to shift over the 24-h cycle. While these conditions fluctuate in rough synchrony (oxygen and temperature increase during the day and decrease at night), ideal conditions fluctuate asynchronously when considered through the lens of a cold</w:t>
+      </w:r>
+      <w:r>
+        <w:rPr>
+          <w:rFonts w:ascii="Times New Roman" w:hAnsi="Times New Roman" w:cs="Times New Roman"/>
+          <w:sz w:val="24"/>
+          <w:szCs w:val="24"/>
+        </w:rPr>
+        <w:t>-</w:t>
+      </w:r>
+      <w:r>
+        <w:rPr>
+          <w:rFonts w:ascii="Times New Roman" w:hAnsi="Times New Roman" w:cs="Times New Roman"/>
+          <w:sz w:val="24"/>
+          <w:szCs w:val="24"/>
+        </w:rPr>
+        <w:t>water fish</w:t>
+      </w:r>
+      <w:r>
+        <w:rPr>
+          <w:rFonts w:ascii="Times New Roman" w:hAnsi="Times New Roman" w:cs="Times New Roman"/>
+          <w:sz w:val="24"/>
+          <w:szCs w:val="24"/>
+        </w:rPr>
+        <w:t>,</w:t>
+      </w:r>
+      <w:r>
+        <w:rPr>
+          <w:rFonts w:ascii="Times New Roman" w:hAnsi="Times New Roman" w:cs="Times New Roman"/>
+          <w:sz w:val="24"/>
+          <w:szCs w:val="24"/>
+        </w:rPr>
+        <w:t xml:space="preserve"> where cooler temperatures coupled with higher dissolved oxygen are ideal.</w:t>
+      </w:r>
+    </w:p>
+    <w:p>
+      <w:pPr>
+        <w:rPr>
+          <w:rFonts w:ascii="Times New Roman" w:hAnsi="Times New Roman" w:cs="Times New Roman"/>
+          <w:b/>
+          <w:sz w:val="24"/>
+          <w:szCs w:val="24"/>
+        </w:rPr>
+      </w:pPr>
+      <w:r>
+        <w:rPr>
+          <w:rFonts w:ascii="Times New Roman" w:hAnsi="Times New Roman" w:cs="Times New Roman"/>
+          <w:b/>
+          <w:sz w:val="24"/>
+          <w:szCs w:val="24"/>
+        </w:rPr>
+        <w:t>Introduce t</w:t>
+      </w:r>
+      <w:r>
+        <w:rPr>
+          <w:rFonts w:ascii="Times New Roman" w:hAnsi="Times New Roman" w:cs="Times New Roman"/>
+          <w:b/>
+          <w:sz w:val="24"/>
+          <w:szCs w:val="24"/>
+        </w:rPr>
+        <w:t>he question:</w:t>
+      </w:r>
+    </w:p>
+    <w:p>
+      <w:pPr>
+        <w:pStyle w:val="Default"/>
+      </w:pPr>
+      <w:r>
+        <w:lastRenderedPageBreak/>
+        <w:t>How do cold-</w:t>
+      </w:r>
+      <w:r>
+        <w:t>water fish balance oxygen demands and temperature preference within refuge habitats, and how might these constraints vary among refuges</w:t>
+      </w:r>
+      <w:r>
+        <w:t xml:space="preserve"> and over time</w:t>
+      </w:r>
+      <w:r>
+        <w:t xml:space="preserve">? </w:t>
+      </w:r>
+      <w:r>
+        <w:rPr>
+          <w:color w:val="auto"/>
+        </w:rPr>
+        <w:t>The volume of habitat that is both suitably cool and oxygenated is likely a small portion of the alcove, and it likely expands, contracts, and shifts over time. In this study we aim to</w:t>
+      </w:r>
+      <w:r>
+        <w:rPr>
+          <w:color w:val="auto"/>
+        </w:rPr>
+        <w:t xml:space="preserve"> 1)</w:t>
+      </w:r>
+      <w:r>
+        <w:rPr>
+          <w:color w:val="auto"/>
+        </w:rPr>
+        <w:t xml:space="preserve"> determine whether temperature and oxygen shift over a diel timeframe, </w:t>
+      </w:r>
+      <w:r>
+        <w:rPr>
+          <w:color w:val="auto"/>
+        </w:rPr>
+        <w:t xml:space="preserve">to </w:t>
+      </w:r>
+      <w:r>
+        <w:rPr>
+          <w:color w:val="auto"/>
+        </w:rPr>
+        <w:t xml:space="preserve">2) </w:t>
+      </w:r>
+      <w:r>
+        <w:rPr>
+          <w:color w:val="auto"/>
+        </w:rPr>
+        <w:t>quantify diel variation in dissolved oxygen and temperature across alcoves, and to 3)</w:t>
+      </w:r>
+      <w:r>
+        <w:rPr>
+          <w:color w:val="auto"/>
+        </w:rPr>
+        <w:t xml:space="preserve"> determine </w:t>
+      </w:r>
+      <w:r>
+        <w:rPr>
+          <w:color w:val="auto"/>
+        </w:rPr>
+        <w:t xml:space="preserve">whether fish use fine-scale diel vertical movements </w:t>
       </w:r>
       <w:bookmarkStart w:id="0" w:name="_GoBack"/>
       <w:bookmarkEnd w:id="0"/>
       <w:r>
-        <w:rPr>
-          <w:rFonts w:ascii="Times New Roman" w:hAnsi="Times New Roman" w:cs="Times New Roman"/>
-          <w:sz w:val="24"/>
-          <w:szCs w:val="24"/>
-        </w:rPr>
-        <w:t xml:space="preserve">pled with diel oxygen cycling, has the potential to create a vertically shifting oxygen profile within select thermal refuge habitats. Such oxygen profiles may vary from location to location depending on local biotic and abiotic factors (e.g. macrophyte density, hyporheic upwelling, depth). In addition, surface water temperatures fluctuate on a diel cycle in time-lagged synchrony with dissolved oxygen saturation (e.g. oxygen saturation is highest during midday, whereas surface water temperatures reach their maximum during early evening). These fluctuating physiochemical conditions likely cause the zone of optimal habitat to shift over the 24-h cycle. While these physiochemical conditions fluctuate in rough synchrony (environmental oxygen and </w:t>
+        <w:t xml:space="preserve">to balance shifting trade-offs between dissolved oxygen and temperature. </w:t>
+      </w:r>
+    </w:p>
+    <w:p>
+      <w:pPr>
+        <w:pStyle w:val="Default"/>
+      </w:pPr>
+    </w:p>
+    <w:p>
+      <w:pPr>
+        <w:rPr>
+          <w:rFonts w:ascii="Times New Roman" w:hAnsi="Times New Roman" w:cs="Times New Roman"/>
+          <w:sz w:val="24"/>
+          <w:szCs w:val="24"/>
+        </w:rPr>
+      </w:pPr>
+      <w:r>
+        <w:rPr>
+          <w:rFonts w:ascii="Times New Roman" w:hAnsi="Times New Roman" w:cs="Times New Roman"/>
+          <w:sz w:val="24"/>
+          <w:szCs w:val="24"/>
+        </w:rPr>
+        <w:t>Fish have been shown to continually track favorable temperatures in dynamic riverscapes where the locations of optimal temperatures shift over timescales of days, months, and years (Armstrong and Schind</w:t>
+      </w:r>
+      <w:r>
+        <w:rPr>
+          <w:rFonts w:ascii="Times New Roman" w:hAnsi="Times New Roman" w:cs="Times New Roman"/>
+          <w:sz w:val="24"/>
+          <w:szCs w:val="24"/>
+        </w:rPr>
+        <w:t xml:space="preserve">ler 2013, </w:t>
       </w:r>
       <w:proofErr w:type="spellStart"/>
       <w:r>
@@ -104,7 +663,7 @@
           <w:sz w:val="24"/>
           <w:szCs w:val="24"/>
         </w:rPr>
-        <w:t>hypolymnetic</w:t>
+        <w:t>Baldock</w:t>
       </w:r>
       <w:proofErr w:type="spellEnd"/>
       <w:r>
@@ -113,73 +672,53 @@
           <w:sz w:val="24"/>
           <w:szCs w:val="24"/>
         </w:rPr>
-        <w:t xml:space="preserve"> temperature increase during the day and decrease at night), ideal conditions fluctuate asynchronously when considered through the lens of a coldwater fish</w:t>
-      </w:r>
-      <w:r>
-        <w:rPr>
-          <w:rFonts w:ascii="Times New Roman" w:hAnsi="Times New Roman" w:cs="Times New Roman"/>
-          <w:sz w:val="24"/>
-          <w:szCs w:val="24"/>
-        </w:rPr>
-        <w:t>,</w:t>
-      </w:r>
-      <w:r>
-        <w:rPr>
-          <w:rFonts w:ascii="Times New Roman" w:hAnsi="Times New Roman" w:cs="Times New Roman"/>
-          <w:sz w:val="24"/>
-          <w:szCs w:val="24"/>
-        </w:rPr>
-        <w:t xml:space="preserve"> where cooler temperatures coupled with higher dissolved oxygen are ideal.</w:t>
+        <w:t xml:space="preserve"> et al. 2016), however little has been done to understand movement in response to fluctuating temperature and oxygen</w:t>
+      </w:r>
+      <w:r>
+        <w:rPr>
+          <w:rFonts w:ascii="Times New Roman" w:hAnsi="Times New Roman" w:cs="Times New Roman"/>
+          <w:sz w:val="24"/>
+          <w:szCs w:val="24"/>
+        </w:rPr>
+        <w:t>. Here we present a novel study tracking fish temperature, depth, and dissolved oxygen</w:t>
+      </w:r>
+      <w:r>
+        <w:rPr>
+          <w:rFonts w:ascii="Times New Roman" w:hAnsi="Times New Roman" w:cs="Times New Roman"/>
+          <w:sz w:val="24"/>
+          <w:szCs w:val="24"/>
+        </w:rPr>
+        <w:t xml:space="preserve"> at a timescale of </w:t>
+      </w:r>
+      <w:r>
+        <w:rPr>
+          <w:rFonts w:ascii="Times New Roman" w:hAnsi="Times New Roman" w:cs="Times New Roman"/>
+          <w:sz w:val="24"/>
+          <w:szCs w:val="24"/>
+        </w:rPr>
+        <w:t xml:space="preserve">minutes to </w:t>
+      </w:r>
+      <w:r>
+        <w:rPr>
+          <w:rFonts w:ascii="Times New Roman" w:hAnsi="Times New Roman" w:cs="Times New Roman"/>
+          <w:sz w:val="24"/>
+          <w:szCs w:val="24"/>
+        </w:rPr>
+        <w:t>hours</w:t>
+      </w:r>
+      <w:r>
+        <w:rPr>
+          <w:rFonts w:ascii="Times New Roman" w:hAnsi="Times New Roman" w:cs="Times New Roman"/>
+          <w:sz w:val="24"/>
+          <w:szCs w:val="24"/>
+        </w:rPr>
+        <w:t xml:space="preserve"> during peak summer conditions. </w:t>
       </w:r>
     </w:p>
     <w:p>
       <w:pPr>
         <w:pStyle w:val="Default"/>
       </w:pPr>
-      <w:r>
-        <w:t>How do cold-</w:t>
-      </w:r>
-      <w:r>
-        <w:t xml:space="preserve">water fish balance oxygen demands and temperature preference within refuge habitats, and how might these constraints vary among refuges? We hypothesize that the </w:t>
-      </w:r>
-      <w:r>
-        <w:rPr>
-          <w:color w:val="auto"/>
-        </w:rPr>
-        <w:t>amount of thermally suitable habitat that is also adequately oxygenated varies within and among refuge habitats, creating a temperature-oxygen squeeze (</w:t>
-      </w:r>
-      <w:proofErr w:type="spellStart"/>
-      <w:r>
-        <w:rPr>
-          <w:color w:val="auto"/>
-        </w:rPr>
-        <w:t>Coutant</w:t>
-      </w:r>
-      <w:proofErr w:type="spellEnd"/>
-      <w:r>
-        <w:rPr>
-          <w:color w:val="auto"/>
-        </w:rPr>
-        <w:t xml:space="preserve"> 1985). Within a refuge, dissolved oxygen may exhibit both longitudinal and vertical gradients in concentration. The volume of habitat that is both suitably cool and oxygenated is likely a small portion of the alcove, and it likely expands, contracts, and shifts over time. In this study we aim to determine how fish move both vertically and longitudinally within a refuge habitat</w:t>
-      </w:r>
-      <w:r>
-        <w:t xml:space="preserve"> to balance shifting trade-offs between dissolved oxygen and temperature. </w:t>
-      </w:r>
-      <w:r>
-        <w:t xml:space="preserve">We hypothesize that fish are restricted to the oxy-thermocline, and that this thin lens of suitable habitat shifts vertically in the water column over a diel timescale, causing fish to </w:t>
-      </w:r>
-      <w:r>
-        <w:t>display</w:t>
-      </w:r>
-      <w:r>
-        <w:t xml:space="preserve"> fine scale diel vertical m</w:t>
-      </w:r>
-      <w:r>
-        <w:t>ovements</w:t>
-      </w:r>
-      <w:r>
-        <w:t xml:space="preserve"> in response to fluctuating conditions. </w:t>
-      </w:r>
     </w:p>
     <w:p>
       <w:pPr>

--- a/manuscript/1.dvm.introduction/dvm.introduction.HB.docx
+++ b/manuscript/1.dvm.introduction/dvm.introduction.HB.docx
@@ -161,15 +161,7 @@
           <w:sz w:val="24"/>
           <w:szCs w:val="24"/>
         </w:rPr>
-        <w:t xml:space="preserve">refuges </w:t>
-      </w:r>
-      <w:r>
-        <w:rPr>
-          <w:rFonts w:ascii="Times New Roman" w:hAnsi="Times New Roman" w:cs="Times New Roman"/>
-          <w:sz w:val="24"/>
-          <w:szCs w:val="24"/>
-        </w:rPr>
-        <w:t xml:space="preserve">we </w:t>
+        <w:t xml:space="preserve">refuges we </w:t>
       </w:r>
       <w:r>
         <w:rPr>
@@ -268,40 +260,789 @@
           <w:sz w:val="24"/>
           <w:szCs w:val="24"/>
         </w:rPr>
-        <w:t>Recent work on refuges:</w:t>
-      </w:r>
-    </w:p>
-    <w:p>
-      <w:pPr>
-        <w:rPr>
-          <w:rFonts w:ascii="Times New Roman" w:hAnsi="Times New Roman" w:cs="Times New Roman"/>
-          <w:sz w:val="24"/>
-          <w:szCs w:val="24"/>
-        </w:rPr>
-      </w:pPr>
-      <w:r>
-        <w:rPr>
-          <w:rFonts w:ascii="Times New Roman" w:hAnsi="Times New Roman" w:cs="Times New Roman"/>
-          <w:sz w:val="24"/>
-          <w:szCs w:val="24"/>
-        </w:rPr>
-        <w:t>Our recent work on floodplain thermal refuge habitats has revealed that 1) only small proportion of the population currently uses thermal refuge habitats, but expression of th</w:t>
-      </w:r>
-      <w:r>
-        <w:rPr>
-          <w:rFonts w:ascii="Times New Roman" w:hAnsi="Times New Roman" w:cs="Times New Roman"/>
-          <w:sz w:val="24"/>
-          <w:szCs w:val="24"/>
-        </w:rPr>
-        <w:t>is</w:t>
-      </w:r>
-      <w:r>
-        <w:rPr>
-          <w:rFonts w:ascii="Times New Roman" w:hAnsi="Times New Roman" w:cs="Times New Roman"/>
-          <w:sz w:val="24"/>
-          <w:szCs w:val="24"/>
-        </w:rPr>
-        <w:t xml:space="preserve"> behavioral strategy</w:t>
+        <w:t>P</w:t>
+      </w:r>
+      <w:r>
+        <w:rPr>
+          <w:rFonts w:ascii="Times New Roman" w:hAnsi="Times New Roman" w:cs="Times New Roman"/>
+          <w:b/>
+          <w:sz w:val="24"/>
+          <w:szCs w:val="24"/>
+        </w:rPr>
+        <w:t xml:space="preserve">hysiological consequences of </w:t>
+      </w:r>
+      <w:r>
+        <w:rPr>
+          <w:rFonts w:ascii="Times New Roman" w:hAnsi="Times New Roman" w:cs="Times New Roman"/>
+          <w:b/>
+          <w:sz w:val="24"/>
+          <w:szCs w:val="24"/>
+        </w:rPr>
+        <w:t>high temperature, low DO</w:t>
+      </w:r>
+    </w:p>
+    <w:p>
+      <w:pPr>
+        <w:rPr>
+          <w:rFonts w:ascii="Times New Roman" w:hAnsi="Times New Roman" w:cs="Times New Roman"/>
+          <w:sz w:val="24"/>
+          <w:szCs w:val="24"/>
+        </w:rPr>
+      </w:pPr>
+      <w:r>
+        <w:rPr>
+          <w:rFonts w:ascii="Times New Roman" w:hAnsi="Times New Roman" w:cs="Times New Roman"/>
+          <w:sz w:val="24"/>
+          <w:szCs w:val="24"/>
+        </w:rPr>
+        <w:t>Metabolic variation</w:t>
+      </w:r>
+      <w:r>
+        <w:rPr>
+          <w:rFonts w:ascii="Times New Roman" w:hAnsi="Times New Roman" w:cs="Times New Roman"/>
+          <w:sz w:val="24"/>
+          <w:szCs w:val="24"/>
+        </w:rPr>
+        <w:t xml:space="preserve"> in fish</w:t>
+      </w:r>
+      <w:r>
+        <w:rPr>
+          <w:rFonts w:ascii="Times New Roman" w:hAnsi="Times New Roman" w:cs="Times New Roman"/>
+          <w:sz w:val="24"/>
+          <w:szCs w:val="24"/>
+        </w:rPr>
+        <w:t xml:space="preserve"> is often considered a flexible phenotypic trait that is modified in response to environmental variables like food availability, temperature, and dissolved oxygen</w:t>
+      </w:r>
+      <w:r>
+        <w:rPr>
+          <w:rFonts w:ascii="Times New Roman" w:hAnsi="Times New Roman" w:cs="Times New Roman"/>
+          <w:sz w:val="24"/>
+          <w:szCs w:val="24"/>
+        </w:rPr>
+        <w:t xml:space="preserve"> (Archer et al. 2020). F</w:t>
+      </w:r>
+      <w:r>
+        <w:rPr>
+          <w:rFonts w:ascii="Times New Roman" w:hAnsi="Times New Roman" w:cs="Times New Roman"/>
+          <w:sz w:val="24"/>
+          <w:szCs w:val="24"/>
+        </w:rPr>
+        <w:t>auna in temperate regions are often exposed to more unstable temperature conditions where the thermal regime of their local environment does not always fall within their thermal breadth.</w:t>
+      </w:r>
+      <w:r>
+        <w:rPr>
+          <w:rFonts w:ascii="Times New Roman" w:hAnsi="Times New Roman" w:cs="Times New Roman"/>
+          <w:sz w:val="24"/>
+          <w:szCs w:val="24"/>
+        </w:rPr>
+        <w:t xml:space="preserve"> </w:t>
+      </w:r>
+      <w:r>
+        <w:rPr>
+          <w:rFonts w:ascii="Times New Roman" w:hAnsi="Times New Roman" w:cs="Times New Roman"/>
+          <w:sz w:val="24"/>
+          <w:szCs w:val="24"/>
+        </w:rPr>
+        <w:t>Physiological adaptations (flexibility) can extend temperature tolerance range</w:t>
+      </w:r>
+      <w:r>
+        <w:rPr>
+          <w:rFonts w:ascii="Times New Roman" w:hAnsi="Times New Roman" w:cs="Times New Roman"/>
+          <w:sz w:val="24"/>
+          <w:szCs w:val="24"/>
+        </w:rPr>
+        <w:t>s</w:t>
+      </w:r>
+      <w:r>
+        <w:rPr>
+          <w:rFonts w:ascii="Times New Roman" w:hAnsi="Times New Roman" w:cs="Times New Roman"/>
+          <w:sz w:val="24"/>
+          <w:szCs w:val="24"/>
+        </w:rPr>
+        <w:t xml:space="preserve"> and re-establish </w:t>
+      </w:r>
+      <w:r>
+        <w:rPr>
+          <w:rFonts w:ascii="Times New Roman" w:hAnsi="Times New Roman" w:cs="Times New Roman"/>
+          <w:sz w:val="24"/>
+          <w:szCs w:val="24"/>
+        </w:rPr>
+        <w:t xml:space="preserve">aerobic scope (e.g. heat shock proteins, increased ATP production). </w:t>
+      </w:r>
+    </w:p>
+    <w:p>
+      <w:pPr>
+        <w:rPr>
+          <w:rFonts w:ascii="Times New Roman" w:hAnsi="Times New Roman" w:cs="Times New Roman"/>
+          <w:b/>
+          <w:sz w:val="24"/>
+          <w:szCs w:val="24"/>
+        </w:rPr>
+      </w:pPr>
+      <w:r>
+        <w:rPr>
+          <w:rFonts w:ascii="Times New Roman" w:hAnsi="Times New Roman" w:cs="Times New Roman"/>
+          <w:sz w:val="24"/>
+          <w:szCs w:val="24"/>
+        </w:rPr>
+        <w:t>A fish’s first response to hypoxia is generally behavioral. If a low DO environment is unavoidable, a fish will begin to display reduced movement and feeding, and will attempt to seek cooler water to reduce metabolic (and thereby oxygen) demand. However, fish that are adapted to persistent environmental hypoxia display enhanced oxygen transport characteristics. Exposure to environmental hypoxia can result in an increase in blood hemoglobin (</w:t>
+      </w:r>
+      <w:proofErr w:type="spellStart"/>
+      <w:r>
+        <w:rPr>
+          <w:rFonts w:ascii="Times New Roman" w:hAnsi="Times New Roman" w:cs="Times New Roman"/>
+          <w:sz w:val="24"/>
+          <w:szCs w:val="24"/>
+        </w:rPr>
+        <w:t>Hb</w:t>
+      </w:r>
+      <w:proofErr w:type="spellEnd"/>
+      <w:r>
+        <w:rPr>
+          <w:rFonts w:ascii="Times New Roman" w:hAnsi="Times New Roman" w:cs="Times New Roman"/>
+          <w:sz w:val="24"/>
+          <w:szCs w:val="24"/>
+        </w:rPr>
+        <w:t>)</w:t>
+      </w:r>
+      <w:r>
+        <w:rPr>
+          <w:rFonts w:ascii="Times New Roman" w:hAnsi="Times New Roman" w:cs="Times New Roman"/>
+          <w:sz w:val="24"/>
+          <w:szCs w:val="24"/>
+        </w:rPr>
+        <w:t xml:space="preserve"> thereby increasing oxygen carrying capacity. Modification to ventilation rate and bradycardia also common responses. </w:t>
+      </w:r>
+      <w:r>
+        <w:rPr>
+          <w:rFonts w:ascii="Times New Roman" w:hAnsi="Times New Roman" w:cs="Times New Roman"/>
+          <w:sz w:val="24"/>
+          <w:szCs w:val="24"/>
+        </w:rPr>
+        <w:t>Un</w:t>
+      </w:r>
+      <w:r>
+        <w:rPr>
+          <w:rFonts w:ascii="Times New Roman" w:hAnsi="Times New Roman" w:cs="Times New Roman"/>
+          <w:sz w:val="24"/>
+          <w:szCs w:val="24"/>
+        </w:rPr>
+        <w:t>der hypoxic conditions,</w:t>
+      </w:r>
+      <w:r>
+        <w:rPr>
+          <w:rFonts w:ascii="Times New Roman" w:hAnsi="Times New Roman" w:cs="Times New Roman"/>
+          <w:sz w:val="24"/>
+          <w:szCs w:val="24"/>
+        </w:rPr>
+        <w:t xml:space="preserve"> blood flow prioritized to oxygen sensit</w:t>
+      </w:r>
+      <w:r>
+        <w:rPr>
+          <w:rFonts w:ascii="Times New Roman" w:hAnsi="Times New Roman" w:cs="Times New Roman"/>
+          <w:sz w:val="24"/>
+          <w:szCs w:val="24"/>
+        </w:rPr>
+        <w:t>ive organs like brain and heart, which can cause fish to reduce or completely suspend feeding activity. During the onset of hypoxia, fish may even regurgitate their prey to reduce metabolic demands to non-essential organ activities.</w:t>
+      </w:r>
+    </w:p>
+    <w:p>
+      <w:pPr>
+        <w:rPr>
+          <w:rFonts w:ascii="Times New Roman" w:hAnsi="Times New Roman" w:cs="Times New Roman"/>
+          <w:b/>
+          <w:sz w:val="24"/>
+          <w:szCs w:val="24"/>
+        </w:rPr>
+      </w:pPr>
+      <w:r>
+        <w:rPr>
+          <w:rFonts w:ascii="Times New Roman" w:hAnsi="Times New Roman" w:cs="Times New Roman"/>
+          <w:b/>
+          <w:sz w:val="24"/>
+          <w:szCs w:val="24"/>
+        </w:rPr>
+        <w:t>Introduce vertical fronts (thermocline/</w:t>
+      </w:r>
+      <w:proofErr w:type="spellStart"/>
+      <w:r>
+        <w:rPr>
+          <w:rFonts w:ascii="Times New Roman" w:hAnsi="Times New Roman" w:cs="Times New Roman"/>
+          <w:b/>
+          <w:sz w:val="24"/>
+          <w:szCs w:val="24"/>
+        </w:rPr>
+        <w:t>oxycline</w:t>
+      </w:r>
+      <w:proofErr w:type="spellEnd"/>
+      <w:r>
+        <w:rPr>
+          <w:rFonts w:ascii="Times New Roman" w:hAnsi="Times New Roman" w:cs="Times New Roman"/>
+          <w:b/>
+          <w:sz w:val="24"/>
+          <w:szCs w:val="24"/>
+        </w:rPr>
+        <w:t xml:space="preserve">) </w:t>
+      </w:r>
+    </w:p>
+    <w:p>
+      <w:pPr>
+        <w:rPr>
+          <w:rFonts w:ascii="Times New Roman" w:hAnsi="Times New Roman" w:cs="Times New Roman"/>
+          <w:sz w:val="24"/>
+          <w:szCs w:val="24"/>
+        </w:rPr>
+      </w:pPr>
+      <w:r>
+        <w:rPr>
+          <w:rFonts w:ascii="Times New Roman" w:hAnsi="Times New Roman" w:cs="Times New Roman"/>
+          <w:sz w:val="24"/>
+          <w:szCs w:val="24"/>
+        </w:rPr>
+        <w:t>Pelagic and lentic habitats</w:t>
+      </w:r>
+      <w:r>
+        <w:rPr>
+          <w:rFonts w:ascii="Times New Roman" w:hAnsi="Times New Roman" w:cs="Times New Roman"/>
+          <w:sz w:val="24"/>
+          <w:szCs w:val="24"/>
+        </w:rPr>
+        <w:t xml:space="preserve"> can present a pronounced thermocline and </w:t>
+      </w:r>
+      <w:proofErr w:type="spellStart"/>
+      <w:r>
+        <w:rPr>
+          <w:rFonts w:ascii="Times New Roman" w:hAnsi="Times New Roman" w:cs="Times New Roman"/>
+          <w:sz w:val="24"/>
+          <w:szCs w:val="24"/>
+        </w:rPr>
+        <w:t>oxycline</w:t>
+      </w:r>
+      <w:proofErr w:type="spellEnd"/>
+      <w:r>
+        <w:rPr>
+          <w:rFonts w:ascii="Times New Roman" w:hAnsi="Times New Roman" w:cs="Times New Roman"/>
+          <w:sz w:val="24"/>
+          <w:szCs w:val="24"/>
+        </w:rPr>
+        <w:t xml:space="preserve"> (known as vertical fronts in pelagic research; Logan et al. 2023). In a tropical marine environments, excessively cold and hypoxic waters create hypoxia based habitat constriction</w:t>
+      </w:r>
+      <w:r>
+        <w:rPr>
+          <w:rFonts w:ascii="Times New Roman" w:hAnsi="Times New Roman" w:cs="Times New Roman"/>
+          <w:sz w:val="24"/>
+          <w:szCs w:val="24"/>
+        </w:rPr>
+        <w:t xml:space="preserve">, </w:t>
+      </w:r>
+      <w:r>
+        <w:rPr>
+          <w:rFonts w:ascii="Times New Roman" w:hAnsi="Times New Roman" w:cs="Times New Roman"/>
+          <w:sz w:val="24"/>
+          <w:szCs w:val="24"/>
+        </w:rPr>
+        <w:t>causing</w:t>
+      </w:r>
+      <w:r>
+        <w:rPr>
+          <w:rFonts w:ascii="Times New Roman" w:hAnsi="Times New Roman" w:cs="Times New Roman"/>
+          <w:sz w:val="24"/>
+          <w:szCs w:val="24"/>
+        </w:rPr>
+        <w:t xml:space="preserve"> fish to</w:t>
+      </w:r>
+      <w:r>
+        <w:rPr>
+          <w:rFonts w:ascii="Times New Roman" w:hAnsi="Times New Roman" w:cs="Times New Roman"/>
+          <w:sz w:val="24"/>
+          <w:szCs w:val="24"/>
+        </w:rPr>
+        <w:t xml:space="preserve"> primarily</w:t>
+      </w:r>
+      <w:r>
+        <w:rPr>
+          <w:rFonts w:ascii="Times New Roman" w:hAnsi="Times New Roman" w:cs="Times New Roman"/>
+          <w:sz w:val="24"/>
+          <w:szCs w:val="24"/>
+        </w:rPr>
+        <w:t xml:space="preserve"> </w:t>
+      </w:r>
+      <w:r>
+        <w:rPr>
+          <w:rFonts w:ascii="Times New Roman" w:hAnsi="Times New Roman" w:cs="Times New Roman"/>
+          <w:sz w:val="24"/>
+          <w:szCs w:val="24"/>
+        </w:rPr>
+        <w:t xml:space="preserve">hold at and above the </w:t>
+      </w:r>
+      <w:r>
+        <w:rPr>
+          <w:rFonts w:ascii="Times New Roman" w:hAnsi="Times New Roman" w:cs="Times New Roman"/>
+          <w:sz w:val="24"/>
+          <w:szCs w:val="24"/>
+        </w:rPr>
+        <w:t xml:space="preserve">thermocline </w:t>
+      </w:r>
+      <w:r>
+        <w:rPr>
+          <w:rFonts w:ascii="Times New Roman" w:hAnsi="Times New Roman" w:cs="Times New Roman"/>
+          <w:sz w:val="24"/>
+          <w:szCs w:val="24"/>
+        </w:rPr>
+        <w:t>(Brill et al. 1998, Logan et al. 2023). In</w:t>
+      </w:r>
+      <w:r>
+        <w:rPr>
+          <w:rFonts w:ascii="Times New Roman" w:hAnsi="Times New Roman" w:cs="Times New Roman"/>
+          <w:sz w:val="24"/>
+          <w:szCs w:val="24"/>
+        </w:rPr>
+        <w:t xml:space="preserve"> temperate</w:t>
+      </w:r>
+      <w:r>
+        <w:rPr>
+          <w:rFonts w:ascii="Times New Roman" w:hAnsi="Times New Roman" w:cs="Times New Roman"/>
+          <w:sz w:val="24"/>
+          <w:szCs w:val="24"/>
+        </w:rPr>
+        <w:t xml:space="preserve"> </w:t>
+      </w:r>
+      <w:r>
+        <w:rPr>
+          <w:rFonts w:ascii="Times New Roman" w:hAnsi="Times New Roman" w:cs="Times New Roman"/>
+          <w:sz w:val="24"/>
+          <w:szCs w:val="24"/>
+        </w:rPr>
+        <w:t>lotic and lentic</w:t>
+      </w:r>
+      <w:r>
+        <w:rPr>
+          <w:rFonts w:ascii="Times New Roman" w:hAnsi="Times New Roman" w:cs="Times New Roman"/>
+          <w:sz w:val="24"/>
+          <w:szCs w:val="24"/>
+        </w:rPr>
+        <w:t xml:space="preserve"> environments, warm surface temperatures</w:t>
+      </w:r>
+      <w:r>
+        <w:rPr>
+          <w:rFonts w:ascii="Times New Roman" w:hAnsi="Times New Roman" w:cs="Times New Roman"/>
+          <w:sz w:val="24"/>
+          <w:szCs w:val="24"/>
+        </w:rPr>
+        <w:t xml:space="preserve"> can exceed physiological optima,</w:t>
+      </w:r>
+      <w:r>
+        <w:rPr>
+          <w:rFonts w:ascii="Times New Roman" w:hAnsi="Times New Roman" w:cs="Times New Roman"/>
+          <w:sz w:val="24"/>
+          <w:szCs w:val="24"/>
+        </w:rPr>
+        <w:t xml:space="preserve"> and hypoxic conditions at depth can limit fish vertical distribution, creating a vertically compressed habitat</w:t>
+      </w:r>
+      <w:r>
+        <w:rPr>
+          <w:rFonts w:ascii="Times New Roman" w:hAnsi="Times New Roman" w:cs="Times New Roman"/>
+          <w:sz w:val="24"/>
+          <w:szCs w:val="24"/>
+        </w:rPr>
+        <w:t xml:space="preserve"> known as a temperature-oxygen squeeze (</w:t>
+      </w:r>
+      <w:proofErr w:type="spellStart"/>
+      <w:r>
+        <w:rPr>
+          <w:rFonts w:ascii="Times New Roman" w:hAnsi="Times New Roman" w:cs="Times New Roman"/>
+          <w:sz w:val="24"/>
+          <w:szCs w:val="24"/>
+        </w:rPr>
+        <w:t>Coutant</w:t>
+      </w:r>
+      <w:proofErr w:type="spellEnd"/>
+      <w:r>
+        <w:rPr>
+          <w:rFonts w:ascii="Times New Roman" w:hAnsi="Times New Roman" w:cs="Times New Roman"/>
+          <w:sz w:val="24"/>
+          <w:szCs w:val="24"/>
+        </w:rPr>
+        <w:t>)</w:t>
+      </w:r>
+      <w:r>
+        <w:rPr>
+          <w:rFonts w:ascii="Times New Roman" w:hAnsi="Times New Roman" w:cs="Times New Roman"/>
+          <w:sz w:val="24"/>
+          <w:szCs w:val="24"/>
+        </w:rPr>
+        <w:t xml:space="preserve">. </w:t>
+      </w:r>
+      <w:r>
+        <w:rPr>
+          <w:rFonts w:ascii="Times New Roman" w:hAnsi="Times New Roman" w:cs="Times New Roman"/>
+          <w:sz w:val="24"/>
+          <w:szCs w:val="24"/>
+        </w:rPr>
+        <w:t xml:space="preserve">This phenomena can also occur in </w:t>
+      </w:r>
+      <w:r>
+        <w:rPr>
+          <w:rFonts w:ascii="Times New Roman" w:hAnsi="Times New Roman" w:cs="Times New Roman"/>
+          <w:sz w:val="24"/>
+          <w:szCs w:val="24"/>
+        </w:rPr>
+        <w:t xml:space="preserve">fine scale </w:t>
+      </w:r>
+      <w:r>
+        <w:rPr>
+          <w:rFonts w:ascii="Times New Roman" w:hAnsi="Times New Roman" w:cs="Times New Roman"/>
+          <w:sz w:val="24"/>
+          <w:szCs w:val="24"/>
+        </w:rPr>
+        <w:t xml:space="preserve">patches of lentic habitat within </w:t>
+      </w:r>
+      <w:r>
+        <w:rPr>
+          <w:rFonts w:ascii="Times New Roman" w:hAnsi="Times New Roman" w:cs="Times New Roman"/>
+          <w:sz w:val="24"/>
+          <w:szCs w:val="24"/>
+        </w:rPr>
+        <w:t xml:space="preserve">a </w:t>
+      </w:r>
+      <w:r>
+        <w:rPr>
+          <w:rFonts w:ascii="Times New Roman" w:hAnsi="Times New Roman" w:cs="Times New Roman"/>
+          <w:sz w:val="24"/>
+          <w:szCs w:val="24"/>
+        </w:rPr>
+        <w:t xml:space="preserve">river floodplain. For example, thermally stratified cold-water </w:t>
+      </w:r>
+      <w:r>
+        <w:rPr>
+          <w:rFonts w:ascii="Times New Roman" w:hAnsi="Times New Roman" w:cs="Times New Roman"/>
+          <w:sz w:val="24"/>
+          <w:szCs w:val="24"/>
+        </w:rPr>
+        <w:lastRenderedPageBreak/>
+        <w:t>alcoves, often present a temperature-oxygen squeeze</w:t>
+      </w:r>
+      <w:r>
+        <w:rPr>
+          <w:rFonts w:ascii="Times New Roman" w:hAnsi="Times New Roman" w:cs="Times New Roman"/>
+          <w:sz w:val="24"/>
+          <w:szCs w:val="24"/>
+        </w:rPr>
+        <w:t xml:space="preserve">, effectively confining </w:t>
+      </w:r>
+      <w:r>
+        <w:rPr>
+          <w:rFonts w:ascii="Times New Roman" w:hAnsi="Times New Roman" w:cs="Times New Roman"/>
+          <w:sz w:val="24"/>
+          <w:szCs w:val="24"/>
+        </w:rPr>
+        <w:t xml:space="preserve">cold-adapted </w:t>
+      </w:r>
+      <w:r>
+        <w:rPr>
+          <w:rFonts w:ascii="Times New Roman" w:hAnsi="Times New Roman" w:cs="Times New Roman"/>
+          <w:sz w:val="24"/>
+          <w:szCs w:val="24"/>
+        </w:rPr>
+        <w:t>fish to &lt;20% of the water column</w:t>
+      </w:r>
+      <w:r>
+        <w:rPr>
+          <w:rFonts w:ascii="Times New Roman" w:hAnsi="Times New Roman" w:cs="Times New Roman"/>
+          <w:sz w:val="24"/>
+          <w:szCs w:val="24"/>
+        </w:rPr>
+        <w:t xml:space="preserve"> (Barrett et al. 2023)</w:t>
+      </w:r>
+      <w:r>
+        <w:rPr>
+          <w:rFonts w:ascii="Times New Roman" w:hAnsi="Times New Roman" w:cs="Times New Roman"/>
+          <w:sz w:val="24"/>
+          <w:szCs w:val="24"/>
+        </w:rPr>
+        <w:t xml:space="preserve">. </w:t>
+      </w:r>
+    </w:p>
+    <w:p>
+      <w:pPr>
+        <w:rPr>
+          <w:rFonts w:ascii="Times New Roman" w:hAnsi="Times New Roman" w:cs="Times New Roman"/>
+          <w:b/>
+          <w:sz w:val="24"/>
+          <w:szCs w:val="24"/>
+        </w:rPr>
+      </w:pPr>
+      <w:r>
+        <w:rPr>
+          <w:rFonts w:ascii="Times New Roman" w:hAnsi="Times New Roman" w:cs="Times New Roman"/>
+          <w:b/>
+          <w:sz w:val="24"/>
+          <w:szCs w:val="24"/>
+        </w:rPr>
+        <w:t>Diel fluctuation in environmental factors can in turn shape diel behavioral patterns</w:t>
+      </w:r>
+    </w:p>
+    <w:p>
+      <w:pPr>
+        <w:rPr>
+          <w:rFonts w:ascii="Times New Roman" w:hAnsi="Times New Roman" w:cs="Times New Roman"/>
+          <w:sz w:val="24"/>
+          <w:szCs w:val="24"/>
+        </w:rPr>
+      </w:pPr>
+      <w:r>
+        <w:rPr>
+          <w:rFonts w:ascii="Times New Roman" w:hAnsi="Times New Roman" w:cs="Times New Roman"/>
+          <w:sz w:val="24"/>
+          <w:szCs w:val="24"/>
+        </w:rPr>
+        <w:t>Nocturnal ascent DVM most often studied in zooplankton as anti-predator behavior – trade-off resource rich high risk surface and cooler water reduced growth depth (</w:t>
+      </w:r>
+      <w:proofErr w:type="spellStart"/>
+      <w:r>
+        <w:rPr>
+          <w:rFonts w:ascii="Times New Roman" w:hAnsi="Times New Roman" w:cs="Times New Roman"/>
+          <w:sz w:val="24"/>
+          <w:szCs w:val="24"/>
+        </w:rPr>
+        <w:t>Ohman</w:t>
+      </w:r>
+      <w:proofErr w:type="spellEnd"/>
+      <w:r>
+        <w:rPr>
+          <w:rFonts w:ascii="Times New Roman" w:hAnsi="Times New Roman" w:cs="Times New Roman"/>
+          <w:sz w:val="24"/>
+          <w:szCs w:val="24"/>
+        </w:rPr>
+        <w:t xml:space="preserve"> 1990). May differ for vertebrates – </w:t>
+      </w:r>
+      <w:proofErr w:type="spellStart"/>
+      <w:r>
+        <w:rPr>
+          <w:rFonts w:ascii="Times New Roman" w:hAnsi="Times New Roman" w:cs="Times New Roman"/>
+          <w:sz w:val="24"/>
+          <w:szCs w:val="24"/>
+        </w:rPr>
+        <w:t>bioenergetic</w:t>
+      </w:r>
+      <w:proofErr w:type="spellEnd"/>
+      <w:r>
+        <w:rPr>
+          <w:rFonts w:ascii="Times New Roman" w:hAnsi="Times New Roman" w:cs="Times New Roman"/>
+          <w:sz w:val="24"/>
+          <w:szCs w:val="24"/>
+        </w:rPr>
+        <w:t xml:space="preserve"> efficiency, foraging opportunity, predator avoidance 3 hypothesis for </w:t>
+      </w:r>
+      <w:proofErr w:type="spellStart"/>
+      <w:r>
+        <w:rPr>
+          <w:rFonts w:ascii="Times New Roman" w:hAnsi="Times New Roman" w:cs="Times New Roman"/>
+          <w:sz w:val="24"/>
+          <w:szCs w:val="24"/>
+        </w:rPr>
+        <w:t>dvm</w:t>
+      </w:r>
+      <w:proofErr w:type="spellEnd"/>
+      <w:r>
+        <w:rPr>
+          <w:rFonts w:ascii="Times New Roman" w:hAnsi="Times New Roman" w:cs="Times New Roman"/>
+          <w:sz w:val="24"/>
+          <w:szCs w:val="24"/>
+        </w:rPr>
+        <w:t xml:space="preserve"> in fish species freshwater lakes (</w:t>
+      </w:r>
+      <w:proofErr w:type="spellStart"/>
+      <w:r>
+        <w:rPr>
+          <w:rFonts w:ascii="Times New Roman" w:hAnsi="Times New Roman" w:cs="Times New Roman"/>
+          <w:sz w:val="24"/>
+          <w:szCs w:val="24"/>
+        </w:rPr>
+        <w:t>Scheurell</w:t>
+      </w:r>
+      <w:proofErr w:type="spellEnd"/>
+      <w:r>
+        <w:rPr>
+          <w:rFonts w:ascii="Times New Roman" w:hAnsi="Times New Roman" w:cs="Times New Roman"/>
+          <w:sz w:val="24"/>
+          <w:szCs w:val="24"/>
+        </w:rPr>
+        <w:t xml:space="preserve"> and Schindler 2003, Clark and Levy 1988, </w:t>
+      </w:r>
+      <w:proofErr w:type="spellStart"/>
+      <w:r>
+        <w:rPr>
+          <w:rFonts w:ascii="Times New Roman" w:hAnsi="Times New Roman" w:cs="Times New Roman"/>
+          <w:sz w:val="24"/>
+          <w:szCs w:val="24"/>
+        </w:rPr>
+        <w:t>Wurtsbaugh</w:t>
+      </w:r>
+      <w:proofErr w:type="spellEnd"/>
+      <w:r>
+        <w:rPr>
+          <w:rFonts w:ascii="Times New Roman" w:hAnsi="Times New Roman" w:cs="Times New Roman"/>
+          <w:sz w:val="24"/>
+          <w:szCs w:val="24"/>
+        </w:rPr>
+        <w:t xml:space="preserve"> and </w:t>
+      </w:r>
+      <w:proofErr w:type="spellStart"/>
+      <w:r>
+        <w:rPr>
+          <w:rFonts w:ascii="Times New Roman" w:hAnsi="Times New Roman" w:cs="Times New Roman"/>
+          <w:sz w:val="24"/>
+          <w:szCs w:val="24"/>
+        </w:rPr>
+        <w:t>Neverman</w:t>
+      </w:r>
+      <w:proofErr w:type="spellEnd"/>
+      <w:r>
+        <w:rPr>
+          <w:rFonts w:ascii="Times New Roman" w:hAnsi="Times New Roman" w:cs="Times New Roman"/>
+          <w:sz w:val="24"/>
+          <w:szCs w:val="24"/>
+        </w:rPr>
+        <w:t xml:space="preserve"> 1988). In male dogfish, use marine temperature gradient energy conservation strategy (Sims et al. 2006).</w:t>
+      </w:r>
+    </w:p>
+    <w:p>
+      <w:pPr>
+        <w:rPr>
+          <w:rFonts w:ascii="Times New Roman" w:hAnsi="Times New Roman" w:cs="Times New Roman"/>
+          <w:sz w:val="24"/>
+          <w:szCs w:val="24"/>
+        </w:rPr>
+      </w:pPr>
+      <w:r>
+        <w:rPr>
+          <w:rFonts w:ascii="Times New Roman" w:hAnsi="Times New Roman" w:cs="Times New Roman"/>
+          <w:sz w:val="24"/>
+          <w:szCs w:val="24"/>
+        </w:rPr>
+        <w:t>Hunting foray into hypoxic zone observed.</w:t>
+      </w:r>
+    </w:p>
+    <w:p>
+      <w:pPr>
+        <w:rPr>
+          <w:rFonts w:ascii="Times New Roman" w:hAnsi="Times New Roman" w:cs="Times New Roman"/>
+          <w:sz w:val="24"/>
+          <w:szCs w:val="24"/>
+        </w:rPr>
+      </w:pPr>
+      <w:r>
+        <w:rPr>
+          <w:rFonts w:ascii="Times New Roman" w:hAnsi="Times New Roman" w:cs="Times New Roman"/>
+          <w:sz w:val="24"/>
+          <w:szCs w:val="24"/>
+        </w:rPr>
+        <w:t>DVM bull trout stratified reservoir – trade-off between forage/growth and gametogenesis (</w:t>
+      </w:r>
+      <w:proofErr w:type="spellStart"/>
+      <w:r>
+        <w:rPr>
+          <w:rFonts w:ascii="Times New Roman" w:hAnsi="Times New Roman" w:cs="Times New Roman"/>
+          <w:sz w:val="24"/>
+          <w:szCs w:val="24"/>
+        </w:rPr>
+        <w:t>Eckmann</w:t>
+      </w:r>
+      <w:proofErr w:type="spellEnd"/>
+      <w:r>
+        <w:rPr>
+          <w:rFonts w:ascii="Times New Roman" w:hAnsi="Times New Roman" w:cs="Times New Roman"/>
+          <w:sz w:val="24"/>
+          <w:szCs w:val="24"/>
+        </w:rPr>
+        <w:t xml:space="preserve"> et al. 2016). </w:t>
+      </w:r>
+    </w:p>
+    <w:p>
+      <w:pPr>
+        <w:rPr>
+          <w:rFonts w:ascii="Times New Roman" w:hAnsi="Times New Roman" w:cs="Times New Roman"/>
+          <w:sz w:val="24"/>
+          <w:szCs w:val="24"/>
+        </w:rPr>
+      </w:pPr>
+      <w:r>
+        <w:rPr>
+          <w:rFonts w:ascii="Times New Roman" w:hAnsi="Times New Roman" w:cs="Times New Roman"/>
+          <w:sz w:val="24"/>
+          <w:szCs w:val="24"/>
+        </w:rPr>
+        <w:t xml:space="preserve">Seasonal shift DVM lake coastal cutthroat trout thermal regime/prey distribution (2023) – optimize growth and forage opportunity. </w:t>
+      </w:r>
+    </w:p>
+    <w:p>
+      <w:pPr>
+        <w:rPr>
+          <w:rFonts w:ascii="Times New Roman" w:hAnsi="Times New Roman" w:cs="Times New Roman"/>
+          <w:sz w:val="24"/>
+          <w:szCs w:val="24"/>
+        </w:rPr>
+      </w:pPr>
+      <w:r>
+        <w:rPr>
+          <w:rFonts w:ascii="Times New Roman" w:hAnsi="Times New Roman" w:cs="Times New Roman"/>
+          <w:sz w:val="24"/>
+          <w:szCs w:val="24"/>
+        </w:rPr>
+        <w:t xml:space="preserve">Dearth of research studying vertebrate DVM with consideration of both temperature and oxygen. </w:t>
+      </w:r>
+    </w:p>
+    <w:p>
+      <w:pPr>
+        <w:rPr>
+          <w:rFonts w:ascii="Times New Roman" w:hAnsi="Times New Roman" w:cs="Times New Roman"/>
+          <w:b/>
+          <w:sz w:val="24"/>
+          <w:szCs w:val="24"/>
+        </w:rPr>
+      </w:pPr>
+      <w:r>
+        <w:rPr>
+          <w:rFonts w:ascii="Times New Roman" w:hAnsi="Times New Roman" w:cs="Times New Roman"/>
+          <w:b/>
+          <w:sz w:val="24"/>
+          <w:szCs w:val="24"/>
+        </w:rPr>
+        <w:t>Introduce fluctuation in temperature/oxygen:</w:t>
+      </w:r>
+    </w:p>
+    <w:p>
+      <w:pPr>
+        <w:rPr>
+          <w:rFonts w:ascii="Times New Roman" w:hAnsi="Times New Roman" w:cs="Times New Roman"/>
+          <w:sz w:val="24"/>
+          <w:szCs w:val="24"/>
+        </w:rPr>
+      </w:pPr>
+      <w:r>
+        <w:rPr>
+          <w:rFonts w:ascii="Times New Roman" w:hAnsi="Times New Roman" w:cs="Times New Roman"/>
+          <w:sz w:val="24"/>
+          <w:szCs w:val="24"/>
+        </w:rPr>
+        <w:t>Shallow lentic environments can display diel oxygen variation as the environment transitions from photosynthetic production to respiratory consumption. Oxygen concentration begins to decrease after dusk and reaches its minimum during the early morning after many hours of nocturnal respiration (Andersen et al. 2017). The combination of pronounced vertical stratification in oxygen from hypoxic hyporheic inputs, coupled with diel oxygen cycling, has the potential to create a vertically shifting oxygen profile within select thermal refuge habitats. Such oxygen profiles may vary from location to location depending on local biotic and abiotic factors (e.g. macrophyte density, hyporheic upwelling, depth). In addition, surface water temperatures fluctuate on a diel cycle in time-lagged synchrony with dissolved oxygen saturation (e.g. oxygen saturation is highest during midday, whereas surface water temperatures reach their maximum during early evening). These fluctuating conditions likely cause the zone of optimal habitat to shift over the 24-h cycle. While these conditions fluctuate in rough synchrony (oxygen and temperature increase during the day and decrease at night), ideal conditions fluctuate asynchronously when considered through the lens of a cold</w:t>
+      </w:r>
+      <w:r>
+        <w:rPr>
+          <w:rFonts w:ascii="Times New Roman" w:hAnsi="Times New Roman" w:cs="Times New Roman"/>
+          <w:sz w:val="24"/>
+          <w:szCs w:val="24"/>
+        </w:rPr>
+        <w:t>-</w:t>
+      </w:r>
+      <w:r>
+        <w:rPr>
+          <w:rFonts w:ascii="Times New Roman" w:hAnsi="Times New Roman" w:cs="Times New Roman"/>
+          <w:sz w:val="24"/>
+          <w:szCs w:val="24"/>
+        </w:rPr>
+        <w:t>water fish</w:t>
       </w:r>
       <w:r>
         <w:rPr>
@@ -317,119 +1058,7 @@
           <w:sz w:val="24"/>
           <w:szCs w:val="24"/>
         </w:rPr>
-        <w:t xml:space="preserve"> coupled with projected </w:t>
-      </w:r>
-      <w:r>
-        <w:rPr>
-          <w:rFonts w:ascii="Times New Roman" w:hAnsi="Times New Roman" w:cs="Times New Roman"/>
-          <w:sz w:val="24"/>
-          <w:szCs w:val="24"/>
-        </w:rPr>
-        <w:t xml:space="preserve">future </w:t>
-      </w:r>
-      <w:r>
-        <w:rPr>
-          <w:rFonts w:ascii="Times New Roman" w:hAnsi="Times New Roman" w:cs="Times New Roman"/>
-          <w:sz w:val="24"/>
-          <w:szCs w:val="24"/>
-        </w:rPr>
-        <w:t>warming</w:t>
-      </w:r>
-      <w:r>
-        <w:rPr>
-          <w:rFonts w:ascii="Times New Roman" w:hAnsi="Times New Roman" w:cs="Times New Roman"/>
-          <w:sz w:val="24"/>
-          <w:szCs w:val="24"/>
-        </w:rPr>
-        <w:t>,</w:t>
-      </w:r>
-      <w:r>
-        <w:rPr>
-          <w:rFonts w:ascii="Times New Roman" w:hAnsi="Times New Roman" w:cs="Times New Roman"/>
-          <w:sz w:val="24"/>
-          <w:szCs w:val="24"/>
-        </w:rPr>
-        <w:t xml:space="preserve"> predicts that more individuals will turn to this strategy as </w:t>
-      </w:r>
-      <w:r>
-        <w:rPr>
-          <w:rFonts w:ascii="Times New Roman" w:hAnsi="Times New Roman" w:cs="Times New Roman"/>
-          <w:sz w:val="24"/>
-          <w:szCs w:val="24"/>
-        </w:rPr>
-        <w:t xml:space="preserve">thermal </w:t>
-      </w:r>
-      <w:r>
-        <w:rPr>
-          <w:rFonts w:ascii="Times New Roman" w:hAnsi="Times New Roman" w:cs="Times New Roman"/>
-          <w:sz w:val="24"/>
-          <w:szCs w:val="24"/>
-        </w:rPr>
-        <w:t>tolerance</w:t>
-      </w:r>
-      <w:r>
-        <w:rPr>
-          <w:rFonts w:ascii="Times New Roman" w:hAnsi="Times New Roman" w:cs="Times New Roman"/>
-          <w:sz w:val="24"/>
-          <w:szCs w:val="24"/>
-        </w:rPr>
-        <w:t>s are</w:t>
-      </w:r>
-      <w:r>
-        <w:rPr>
-          <w:rFonts w:ascii="Times New Roman" w:hAnsi="Times New Roman" w:cs="Times New Roman"/>
-          <w:sz w:val="24"/>
-          <w:szCs w:val="24"/>
-        </w:rPr>
-        <w:t xml:space="preserve"> exceeded</w:t>
-      </w:r>
-      <w:r>
-        <w:rPr>
-          <w:rFonts w:ascii="Times New Roman" w:hAnsi="Times New Roman" w:cs="Times New Roman"/>
-          <w:sz w:val="24"/>
-          <w:szCs w:val="24"/>
-        </w:rPr>
-        <w:t xml:space="preserve">. </w:t>
-      </w:r>
-      <w:r>
-        <w:rPr>
-          <w:rFonts w:ascii="Times New Roman" w:hAnsi="Times New Roman" w:cs="Times New Roman"/>
-          <w:sz w:val="24"/>
-          <w:szCs w:val="24"/>
-        </w:rPr>
-        <w:t xml:space="preserve"> 2) </w:t>
-      </w:r>
-      <w:r>
-        <w:rPr>
-          <w:rFonts w:ascii="Times New Roman" w:hAnsi="Times New Roman" w:cs="Times New Roman"/>
-          <w:sz w:val="24"/>
-          <w:szCs w:val="24"/>
-        </w:rPr>
-        <w:t xml:space="preserve">Due to hypoxic hyporheic inputs, </w:t>
-      </w:r>
-      <w:r>
-        <w:rPr>
-          <w:rFonts w:ascii="Times New Roman" w:hAnsi="Times New Roman" w:cs="Times New Roman"/>
-          <w:sz w:val="24"/>
-          <w:szCs w:val="24"/>
-        </w:rPr>
-        <w:t xml:space="preserve">these habitats </w:t>
-      </w:r>
-      <w:r>
-        <w:rPr>
-          <w:rFonts w:ascii="Times New Roman" w:hAnsi="Times New Roman" w:cs="Times New Roman"/>
-          <w:sz w:val="24"/>
-          <w:szCs w:val="24"/>
-        </w:rPr>
-        <w:t xml:space="preserve">often </w:t>
-      </w:r>
-      <w:r>
-        <w:rPr>
-          <w:rFonts w:ascii="Times New Roman" w:hAnsi="Times New Roman" w:cs="Times New Roman"/>
-          <w:sz w:val="24"/>
-          <w:szCs w:val="24"/>
-        </w:rPr>
-        <w:t xml:space="preserve">present a temperature-oxygen squeeze, effectively confining fish to &lt;20% of the water column. </w:t>
+        <w:t xml:space="preserve"> where cooler temperatures coupled with higher dissolved oxygen are ideal.</w:t>
       </w:r>
     </w:p>
     <w:p>
@@ -448,7 +1077,7 @@
           <w:sz w:val="24"/>
           <w:szCs w:val="24"/>
         </w:rPr>
-        <w:t xml:space="preserve">Discuss </w:t>
+        <w:t>Introduce t</w:t>
       </w:r>
       <w:r>
         <w:rPr>
@@ -457,102 +1086,6 @@
           <w:sz w:val="24"/>
           <w:szCs w:val="24"/>
         </w:rPr>
-        <w:t>physiological consequences of low DO, low DO/high temp in combination:</w:t>
-      </w:r>
-    </w:p>
-    <w:p>
-      <w:pPr>
-        <w:rPr>
-          <w:rFonts w:ascii="Times New Roman" w:hAnsi="Times New Roman" w:cs="Times New Roman"/>
-          <w:b/>
-          <w:sz w:val="24"/>
-          <w:szCs w:val="24"/>
-        </w:rPr>
-      </w:pPr>
-      <w:r>
-        <w:rPr>
-          <w:rFonts w:ascii="Times New Roman" w:hAnsi="Times New Roman" w:cs="Times New Roman"/>
-          <w:b/>
-          <w:sz w:val="24"/>
-          <w:szCs w:val="24"/>
-        </w:rPr>
-        <w:t>Introduce fluctuation in temperature/oxygen:</w:t>
-      </w:r>
-    </w:p>
-    <w:p>
-      <w:pPr>
-        <w:rPr>
-          <w:rFonts w:ascii="Times New Roman" w:hAnsi="Times New Roman" w:cs="Times New Roman"/>
-          <w:sz w:val="24"/>
-          <w:szCs w:val="24"/>
-        </w:rPr>
-      </w:pPr>
-      <w:r>
-        <w:rPr>
-          <w:rFonts w:ascii="Times New Roman" w:hAnsi="Times New Roman" w:cs="Times New Roman"/>
-          <w:sz w:val="24"/>
-          <w:szCs w:val="24"/>
-        </w:rPr>
-        <w:t>Shallow lentic environments can display diel oxygen variation as the environment transitions from photosynthetic production to respiratory consumption. Oxygen concentration begins to decrease after dusk and reaches its minimum during the early morning after many hours of nocturnal respiration (Andersen et al. 2017). The combination of pronounced vertical stratification in oxygen from hypoxic hyporheic inputs, coupled with diel oxygen cycling, has the potential to create a vertically shifting oxygen profile within select thermal refuge habitats. Such oxygen profiles may vary from location to location depending on local biotic and abiotic factors (e.g. macrophyte density, hyporheic upwelling, depth). In addition, surface water temperatures fluctuate on a diel cycle in time-lagged synchrony with dissolved oxygen saturation (e.g. oxygen saturation is highest during midday, whereas surface water temperatures reach their maximum during early evening). These fluctuating conditions likely cause the zone of optimal habitat to shift over the 24-h cycle. While these conditions fluctuate in rough synchrony (oxygen and temperature increase during the day and decrease at night), ideal conditions fluctuate asynchronously when considered through the lens of a cold</w:t>
-      </w:r>
-      <w:r>
-        <w:rPr>
-          <w:rFonts w:ascii="Times New Roman" w:hAnsi="Times New Roman" w:cs="Times New Roman"/>
-          <w:sz w:val="24"/>
-          <w:szCs w:val="24"/>
-        </w:rPr>
-        <w:t>-</w:t>
-      </w:r>
-      <w:r>
-        <w:rPr>
-          <w:rFonts w:ascii="Times New Roman" w:hAnsi="Times New Roman" w:cs="Times New Roman"/>
-          <w:sz w:val="24"/>
-          <w:szCs w:val="24"/>
-        </w:rPr>
-        <w:t>water fish</w:t>
-      </w:r>
-      <w:r>
-        <w:rPr>
-          <w:rFonts w:ascii="Times New Roman" w:hAnsi="Times New Roman" w:cs="Times New Roman"/>
-          <w:sz w:val="24"/>
-          <w:szCs w:val="24"/>
-        </w:rPr>
-        <w:t>,</w:t>
-      </w:r>
-      <w:r>
-        <w:rPr>
-          <w:rFonts w:ascii="Times New Roman" w:hAnsi="Times New Roman" w:cs="Times New Roman"/>
-          <w:sz w:val="24"/>
-          <w:szCs w:val="24"/>
-        </w:rPr>
-        <w:t xml:space="preserve"> where cooler temperatures coupled with higher dissolved oxygen are ideal.</w:t>
-      </w:r>
-    </w:p>
-    <w:p>
-      <w:pPr>
-        <w:rPr>
-          <w:rFonts w:ascii="Times New Roman" w:hAnsi="Times New Roman" w:cs="Times New Roman"/>
-          <w:b/>
-          <w:sz w:val="24"/>
-          <w:szCs w:val="24"/>
-        </w:rPr>
-      </w:pPr>
-      <w:r>
-        <w:rPr>
-          <w:rFonts w:ascii="Times New Roman" w:hAnsi="Times New Roman" w:cs="Times New Roman"/>
-          <w:b/>
-          <w:sz w:val="24"/>
-          <w:szCs w:val="24"/>
-        </w:rPr>
-        <w:t>Introduce t</w:t>
-      </w:r>
-      <w:r>
-        <w:rPr>
-          <w:rFonts w:ascii="Times New Roman" w:hAnsi="Times New Roman" w:cs="Times New Roman"/>
-          <w:b/>
-          <w:sz w:val="24"/>
-          <w:szCs w:val="24"/>
-        </w:rPr>
         <w:t>he question:</w:t>
       </w:r>
     </w:p>
@@ -561,7 +1094,6 @@
         <w:pStyle w:val="Default"/>
       </w:pPr>
       <w:r>
-        <w:lastRenderedPageBreak/>
         <w:t>How do cold-</w:t>
       </w:r>
       <w:r>
@@ -583,141 +1115,185 @@
         <w:rPr>
           <w:color w:val="auto"/>
         </w:rPr>
-        <w:t xml:space="preserve"> 1)</w:t>
+        <w:t xml:space="preserve"> 1) determine whether temperature and oxygen shift over a diel timeframe, to 2) quantify diel variation in dissolved oxygen and temperature across alcoves, and to 3)</w:t>
       </w:r>
       <w:r>
         <w:rPr>
           <w:color w:val="auto"/>
         </w:rPr>
-        <w:t xml:space="preserve"> determine whether temperature and oxygen shift over a diel timeframe, </w:t>
+        <w:t xml:space="preserve"> determine </w:t>
       </w:r>
       <w:r>
         <w:rPr>
           <w:color w:val="auto"/>
         </w:rPr>
-        <w:t xml:space="preserve">to </w:t>
-      </w:r>
-      <w:r>
-        <w:rPr>
-          <w:color w:val="auto"/>
-        </w:rPr>
-        <w:t xml:space="preserve">2) </w:t>
-      </w:r>
-      <w:r>
-        <w:rPr>
-          <w:color w:val="auto"/>
-        </w:rPr>
-        <w:t>quantify diel variation in dissolved oxygen and temperature across alcoves, and to 3)</w:t>
-      </w:r>
-      <w:r>
-        <w:rPr>
-          <w:color w:val="auto"/>
-        </w:rPr>
-        <w:t xml:space="preserve"> determine </w:t>
-      </w:r>
-      <w:r>
-        <w:rPr>
-          <w:color w:val="auto"/>
-        </w:rPr>
         <w:t xml:space="preserve">whether fish use fine-scale diel vertical movements </w:t>
       </w:r>
+      <w:r>
+        <w:t xml:space="preserve">to balance shifting trade-offs between dissolved oxygen and temperature. </w:t>
+      </w:r>
+    </w:p>
+    <w:p>
+      <w:pPr>
+        <w:pStyle w:val="Default"/>
+      </w:pPr>
+    </w:p>
+    <w:p>
+      <w:pPr>
+        <w:rPr>
+          <w:rFonts w:ascii="Times New Roman" w:hAnsi="Times New Roman" w:cs="Times New Roman"/>
+          <w:sz w:val="24"/>
+          <w:szCs w:val="24"/>
+        </w:rPr>
+      </w:pPr>
+      <w:r>
+        <w:rPr>
+          <w:rFonts w:ascii="Times New Roman" w:hAnsi="Times New Roman" w:cs="Times New Roman"/>
+          <w:sz w:val="24"/>
+          <w:szCs w:val="24"/>
+        </w:rPr>
+        <w:t>Fish have been shown to continually track favorable temperatures in dynamic riverscapes where the locations of optimal temperatures shift over timesca</w:t>
+      </w:r>
+      <w:r>
+        <w:rPr>
+          <w:rFonts w:ascii="Times New Roman" w:hAnsi="Times New Roman" w:cs="Times New Roman"/>
+          <w:sz w:val="24"/>
+          <w:szCs w:val="24"/>
+        </w:rPr>
+        <w:t xml:space="preserve">les of days, months, and years, </w:t>
+      </w:r>
+      <w:r>
+        <w:rPr>
+          <w:rFonts w:ascii="Times New Roman" w:hAnsi="Times New Roman" w:cs="Times New Roman"/>
+          <w:sz w:val="24"/>
+          <w:szCs w:val="24"/>
+        </w:rPr>
+        <w:t>however little has been done to understand movement in response to fluctuating temperature and oxygen</w:t>
+      </w:r>
+      <w:r>
+        <w:rPr>
+          <w:rFonts w:ascii="Times New Roman" w:hAnsi="Times New Roman" w:cs="Times New Roman"/>
+          <w:sz w:val="24"/>
+          <w:szCs w:val="24"/>
+        </w:rPr>
+        <w:t>. Here we used a novel approach combining temperature logging technologies to document fine-scale habitat use in a vertically stratified floodplain thermal refuge habitat. This process allowed us to track</w:t>
+      </w:r>
+      <w:r>
+        <w:rPr>
+          <w:rFonts w:ascii="Times New Roman" w:hAnsi="Times New Roman" w:cs="Times New Roman"/>
+          <w:sz w:val="24"/>
+          <w:szCs w:val="24"/>
+        </w:rPr>
+        <w:t xml:space="preserve"> fish temperature</w:t>
+      </w:r>
+      <w:r>
+        <w:rPr>
+          <w:rFonts w:ascii="Times New Roman" w:hAnsi="Times New Roman" w:cs="Times New Roman"/>
+          <w:sz w:val="24"/>
+          <w:szCs w:val="24"/>
+        </w:rPr>
+        <w:t xml:space="preserve"> </w:t>
+      </w:r>
+      <w:r>
+        <w:rPr>
+          <w:rFonts w:ascii="Times New Roman" w:hAnsi="Times New Roman" w:cs="Times New Roman"/>
+          <w:sz w:val="24"/>
+          <w:szCs w:val="24"/>
+        </w:rPr>
+        <w:t>and dissolved oxygen</w:t>
+      </w:r>
+      <w:r>
+        <w:rPr>
+          <w:rFonts w:ascii="Times New Roman" w:hAnsi="Times New Roman" w:cs="Times New Roman"/>
+          <w:sz w:val="24"/>
+          <w:szCs w:val="24"/>
+        </w:rPr>
+        <w:t xml:space="preserve"> </w:t>
+      </w:r>
+      <w:r>
+        <w:rPr>
+          <w:rFonts w:ascii="Times New Roman" w:hAnsi="Times New Roman" w:cs="Times New Roman"/>
+          <w:sz w:val="24"/>
+          <w:szCs w:val="24"/>
+        </w:rPr>
+        <w:t xml:space="preserve">selection </w:t>
+      </w:r>
+      <w:r>
+        <w:rPr>
+          <w:rFonts w:ascii="Times New Roman" w:hAnsi="Times New Roman" w:cs="Times New Roman"/>
+          <w:sz w:val="24"/>
+          <w:szCs w:val="24"/>
+        </w:rPr>
+        <w:t xml:space="preserve">at a timescale of </w:t>
+      </w:r>
+      <w:r>
+        <w:rPr>
+          <w:rFonts w:ascii="Times New Roman" w:hAnsi="Times New Roman" w:cs="Times New Roman"/>
+          <w:sz w:val="24"/>
+          <w:szCs w:val="24"/>
+        </w:rPr>
+        <w:t xml:space="preserve">minutes to </w:t>
+      </w:r>
+      <w:r>
+        <w:rPr>
+          <w:rFonts w:ascii="Times New Roman" w:hAnsi="Times New Roman" w:cs="Times New Roman"/>
+          <w:sz w:val="24"/>
+          <w:szCs w:val="24"/>
+        </w:rPr>
+        <w:t>hours</w:t>
+      </w:r>
+      <w:r>
+        <w:rPr>
+          <w:rFonts w:ascii="Times New Roman" w:hAnsi="Times New Roman" w:cs="Times New Roman"/>
+          <w:sz w:val="24"/>
+          <w:szCs w:val="24"/>
+        </w:rPr>
+        <w:t xml:space="preserve"> during peak summer conditions. </w:t>
+      </w:r>
+    </w:p>
+    <w:p>
+      <w:pPr>
+        <w:rPr>
+          <w:rFonts w:ascii="Times New Roman" w:hAnsi="Times New Roman" w:cs="Times New Roman"/>
+          <w:sz w:val="24"/>
+          <w:szCs w:val="24"/>
+        </w:rPr>
+      </w:pPr>
       <w:bookmarkStart w:id="0" w:name="_GoBack"/>
       <w:bookmarkEnd w:id="0"/>
       <w:r>
-        <w:t xml:space="preserve">to balance shifting trade-offs between dissolved oxygen and temperature. </w:t>
-      </w:r>
-    </w:p>
-    <w:p>
-      <w:pPr>
-        <w:pStyle w:val="Default"/>
-      </w:pPr>
-    </w:p>
-    <w:p>
-      <w:pPr>
-        <w:rPr>
-          <w:rFonts w:ascii="Times New Roman" w:hAnsi="Times New Roman" w:cs="Times New Roman"/>
-          <w:sz w:val="24"/>
-          <w:szCs w:val="24"/>
-        </w:rPr>
-      </w:pPr>
-      <w:r>
-        <w:rPr>
-          <w:rFonts w:ascii="Times New Roman" w:hAnsi="Times New Roman" w:cs="Times New Roman"/>
-          <w:sz w:val="24"/>
-          <w:szCs w:val="24"/>
-        </w:rPr>
-        <w:t>Fish have been shown to continually track favorable temperatures in dynamic riverscapes where the locations of optimal temperatures shift over timescales of days, months, and years (Armstrong and Schind</w:t>
-      </w:r>
-      <w:r>
-        <w:rPr>
-          <w:rFonts w:ascii="Times New Roman" w:hAnsi="Times New Roman" w:cs="Times New Roman"/>
-          <w:sz w:val="24"/>
-          <w:szCs w:val="24"/>
-        </w:rPr>
-        <w:t xml:space="preserve">ler 2013, </w:t>
-      </w:r>
-      <w:proofErr w:type="spellStart"/>
-      <w:r>
-        <w:rPr>
-          <w:rFonts w:ascii="Times New Roman" w:hAnsi="Times New Roman" w:cs="Times New Roman"/>
-          <w:sz w:val="24"/>
-          <w:szCs w:val="24"/>
-        </w:rPr>
-        <w:t>Baldock</w:t>
-      </w:r>
-      <w:proofErr w:type="spellEnd"/>
-      <w:r>
-        <w:rPr>
-          <w:rFonts w:ascii="Times New Roman" w:hAnsi="Times New Roman" w:cs="Times New Roman"/>
-          <w:sz w:val="24"/>
-          <w:szCs w:val="24"/>
-        </w:rPr>
-        <w:t xml:space="preserve"> et al. 2016), however little has been done to understand movement in response to fluctuating temperature and oxygen</w:t>
-      </w:r>
-      <w:r>
-        <w:rPr>
-          <w:rFonts w:ascii="Times New Roman" w:hAnsi="Times New Roman" w:cs="Times New Roman"/>
-          <w:sz w:val="24"/>
-          <w:szCs w:val="24"/>
-        </w:rPr>
-        <w:t>. Here we present a novel study tracking fish temperature, depth, and dissolved oxygen</w:t>
-      </w:r>
-      <w:r>
-        <w:rPr>
-          <w:rFonts w:ascii="Times New Roman" w:hAnsi="Times New Roman" w:cs="Times New Roman"/>
-          <w:sz w:val="24"/>
-          <w:szCs w:val="24"/>
-        </w:rPr>
-        <w:t xml:space="preserve"> at a timescale of </w:t>
-      </w:r>
-      <w:r>
-        <w:rPr>
-          <w:rFonts w:ascii="Times New Roman" w:hAnsi="Times New Roman" w:cs="Times New Roman"/>
-          <w:sz w:val="24"/>
-          <w:szCs w:val="24"/>
-        </w:rPr>
-        <w:t xml:space="preserve">minutes to </w:t>
-      </w:r>
-      <w:r>
-        <w:rPr>
-          <w:rFonts w:ascii="Times New Roman" w:hAnsi="Times New Roman" w:cs="Times New Roman"/>
-          <w:sz w:val="24"/>
-          <w:szCs w:val="24"/>
-        </w:rPr>
-        <w:t>hours</w:t>
-      </w:r>
-      <w:r>
-        <w:rPr>
-          <w:rFonts w:ascii="Times New Roman" w:hAnsi="Times New Roman" w:cs="Times New Roman"/>
-          <w:sz w:val="24"/>
-          <w:szCs w:val="24"/>
-        </w:rPr>
-        <w:t xml:space="preserve"> during peak summer conditions. </w:t>
-      </w:r>
-    </w:p>
-    <w:p>
-      <w:pPr>
-        <w:pStyle w:val="Default"/>
+        <w:rPr>
+          <w:rFonts w:ascii="Times New Roman" w:hAnsi="Times New Roman" w:cs="Times New Roman"/>
+          <w:sz w:val="24"/>
+          <w:szCs w:val="24"/>
+        </w:rPr>
+        <w:t xml:space="preserve">Our recent work on floodplain thermal refuge habitats has revealed that only small proportion of this population currently uses thermal refuge habitats, but the expression of this behavioral strategy, coupled with projected future warming, predicts that more individuals will turn to this strategy as thermal tolerances are exceeded.  </w:t>
+      </w:r>
+    </w:p>
+    <w:p>
+      <w:pPr>
+        <w:rPr>
+          <w:rFonts w:ascii="Times New Roman" w:hAnsi="Times New Roman" w:cs="Times New Roman"/>
+          <w:sz w:val="24"/>
+          <w:szCs w:val="24"/>
+        </w:rPr>
+      </w:pPr>
+      <w:r>
+        <w:rPr>
+          <w:rFonts w:ascii="Times New Roman" w:hAnsi="Times New Roman" w:cs="Times New Roman"/>
+          <w:sz w:val="24"/>
+          <w:szCs w:val="24"/>
+        </w:rPr>
+        <w:t>These fish low to no rations, DVM in response to forage unlikely</w:t>
+      </w:r>
+    </w:p>
+    <w:p>
+      <w:pPr>
+        <w:rPr>
+          <w:rFonts w:ascii="Times New Roman" w:hAnsi="Times New Roman" w:cs="Times New Roman"/>
+          <w:sz w:val="24"/>
+          <w:szCs w:val="24"/>
+        </w:rPr>
       </w:pPr>
     </w:p>
     <w:p>

--- a/manuscript/1.dvm.introduction/dvm.introduction.HB.docx
+++ b/manuscript/1.dvm.introduction/dvm.introduction.HB.docx
@@ -295,31 +295,7 @@
           <w:sz w:val="24"/>
           <w:szCs w:val="24"/>
         </w:rPr>
-        <w:t>Metabolic variation</w:t>
-      </w:r>
-      <w:r>
-        <w:rPr>
-          <w:rFonts w:ascii="Times New Roman" w:hAnsi="Times New Roman" w:cs="Times New Roman"/>
-          <w:sz w:val="24"/>
-          <w:szCs w:val="24"/>
-        </w:rPr>
-        <w:t xml:space="preserve"> in fish</w:t>
-      </w:r>
-      <w:r>
-        <w:rPr>
-          <w:rFonts w:ascii="Times New Roman" w:hAnsi="Times New Roman" w:cs="Times New Roman"/>
-          <w:sz w:val="24"/>
-          <w:szCs w:val="24"/>
-        </w:rPr>
-        <w:t xml:space="preserve"> is often considered a flexible phenotypic trait that is modified in response to environmental variables like food availability, temperature, and dissolved oxygen</w:t>
-      </w:r>
-      <w:r>
-        <w:rPr>
-          <w:rFonts w:ascii="Times New Roman" w:hAnsi="Times New Roman" w:cs="Times New Roman"/>
-          <w:sz w:val="24"/>
-          <w:szCs w:val="24"/>
-        </w:rPr>
-        <w:t xml:space="preserve"> (Archer et al. 2020). F</w:t>
+        <w:t>F</w:t>
       </w:r>
       <w:r>
         <w:rPr>
@@ -369,6 +345,38 @@
         </w:rPr>
         <w:t xml:space="preserve">aerobic scope (e.g. heat shock proteins, increased ATP production). </w:t>
       </w:r>
+      <w:r>
+        <w:rPr>
+          <w:rFonts w:ascii="Times New Roman" w:hAnsi="Times New Roman" w:cs="Times New Roman"/>
+          <w:sz w:val="24"/>
+          <w:szCs w:val="24"/>
+        </w:rPr>
+        <w:t>However, w</w:t>
+      </w:r>
+      <w:r>
+        <w:rPr>
+          <w:rFonts w:ascii="Times New Roman" w:hAnsi="Times New Roman" w:cs="Times New Roman"/>
+          <w:sz w:val="24"/>
+          <w:szCs w:val="24"/>
+        </w:rPr>
+        <w:t xml:space="preserve">hen </w:t>
+      </w:r>
+      <w:r>
+        <w:rPr>
+          <w:rFonts w:ascii="Times New Roman" w:hAnsi="Times New Roman" w:cs="Times New Roman"/>
+          <w:sz w:val="24"/>
+          <w:szCs w:val="24"/>
+        </w:rPr>
+        <w:t xml:space="preserve">the </w:t>
+      </w:r>
+      <w:r>
+        <w:rPr>
+          <w:rFonts w:ascii="Times New Roman" w:hAnsi="Times New Roman" w:cs="Times New Roman"/>
+          <w:sz w:val="24"/>
+          <w:szCs w:val="24"/>
+        </w:rPr>
+        <w:t xml:space="preserve">thermal regime of an environment exceeds tolerance ranges, mobile organisms can behaviorally thermoregulate and move into habitats with more suitable temperatures.  </w:t>
+      </w:r>
     </w:p>
     <w:p>
       <w:pPr>
@@ -385,870 +393,142 @@
           <w:sz w:val="24"/>
           <w:szCs w:val="24"/>
         </w:rPr>
-        <w:t>A fish’s first response to hypoxia is generally behavioral. If a low DO environment is unavoidable, a fish will begin to display reduced movement and feeding, and will attempt to seek cooler water to reduce metabolic (and thereby oxygen) demand. However, fish that are adapted to persistent environmental hypoxia display enhanced oxygen transport characteristics. Exposure to environmental hypoxia can result in an increase in blood hemoglobin (</w:t>
+        <w:t>A</w:t>
+      </w:r>
+      <w:r>
+        <w:rPr>
+          <w:rFonts w:ascii="Times New Roman" w:hAnsi="Times New Roman" w:cs="Times New Roman"/>
+          <w:sz w:val="24"/>
+          <w:szCs w:val="24"/>
+        </w:rPr>
+        <w:t xml:space="preserve"> fish’s first response to hypoxia is generally behavioral. If a low DO environment is unavoidable, a fish will begin to display reduced movement and feeding, and will attempt to seek cooler water to reduce metabolic (and thereby oxygen) demand. However, fish that are adapted to persistent environmental hypoxia display enhanced ox</w:t>
+      </w:r>
+      <w:r>
+        <w:rPr>
+          <w:rFonts w:ascii="Times New Roman" w:hAnsi="Times New Roman" w:cs="Times New Roman"/>
+          <w:sz w:val="24"/>
+          <w:szCs w:val="24"/>
+        </w:rPr>
+        <w:t>ygen transport characteristics, like increased blood hemoglobin and bradycardia.</w:t>
+      </w:r>
+      <w:r>
+        <w:rPr>
+          <w:rFonts w:ascii="Times New Roman" w:hAnsi="Times New Roman" w:cs="Times New Roman"/>
+          <w:sz w:val="24"/>
+          <w:szCs w:val="24"/>
+        </w:rPr>
+        <w:t xml:space="preserve"> </w:t>
+      </w:r>
+      <w:r>
+        <w:rPr>
+          <w:rFonts w:ascii="Times New Roman" w:hAnsi="Times New Roman" w:cs="Times New Roman"/>
+          <w:sz w:val="24"/>
+          <w:szCs w:val="24"/>
+        </w:rPr>
+        <w:t>Un</w:t>
+      </w:r>
+      <w:r>
+        <w:rPr>
+          <w:rFonts w:ascii="Times New Roman" w:hAnsi="Times New Roman" w:cs="Times New Roman"/>
+          <w:sz w:val="24"/>
+          <w:szCs w:val="24"/>
+        </w:rPr>
+        <w:t>der hypoxic conditions,</w:t>
+      </w:r>
+      <w:r>
+        <w:rPr>
+          <w:rFonts w:ascii="Times New Roman" w:hAnsi="Times New Roman" w:cs="Times New Roman"/>
+          <w:sz w:val="24"/>
+          <w:szCs w:val="24"/>
+        </w:rPr>
+        <w:t xml:space="preserve"> blood flow </w:t>
+      </w:r>
+      <w:r>
+        <w:rPr>
+          <w:rFonts w:ascii="Times New Roman" w:hAnsi="Times New Roman" w:cs="Times New Roman"/>
+          <w:sz w:val="24"/>
+          <w:szCs w:val="24"/>
+        </w:rPr>
+        <w:t xml:space="preserve">can also </w:t>
+      </w:r>
+      <w:r>
+        <w:rPr>
+          <w:rFonts w:ascii="Times New Roman" w:hAnsi="Times New Roman" w:cs="Times New Roman"/>
+          <w:sz w:val="24"/>
+          <w:szCs w:val="24"/>
+        </w:rPr>
+        <w:t>prioritized to oxygen sensit</w:t>
+      </w:r>
+      <w:r>
+        <w:rPr>
+          <w:rFonts w:ascii="Times New Roman" w:hAnsi="Times New Roman" w:cs="Times New Roman"/>
+          <w:sz w:val="24"/>
+          <w:szCs w:val="24"/>
+        </w:rPr>
+        <w:t xml:space="preserve">ive organs like </w:t>
+      </w:r>
+      <w:r>
+        <w:rPr>
+          <w:rFonts w:ascii="Times New Roman" w:hAnsi="Times New Roman" w:cs="Times New Roman"/>
+          <w:sz w:val="24"/>
+          <w:szCs w:val="24"/>
+        </w:rPr>
+        <w:t xml:space="preserve">the </w:t>
+      </w:r>
+      <w:r>
+        <w:rPr>
+          <w:rFonts w:ascii="Times New Roman" w:hAnsi="Times New Roman" w:cs="Times New Roman"/>
+          <w:sz w:val="24"/>
+          <w:szCs w:val="24"/>
+        </w:rPr>
+        <w:t>brain and heart, which can cause fish to reduce or completely suspend feeding activity</w:t>
+      </w:r>
+      <w:r>
+        <w:rPr>
+          <w:rFonts w:ascii="Times New Roman" w:hAnsi="Times New Roman" w:cs="Times New Roman"/>
+          <w:sz w:val="24"/>
+          <w:szCs w:val="24"/>
+        </w:rPr>
+        <w:t>.</w:t>
+      </w:r>
+    </w:p>
+    <w:p>
+      <w:pPr>
+        <w:rPr>
+          <w:rFonts w:ascii="Times New Roman" w:hAnsi="Times New Roman" w:cs="Times New Roman"/>
+          <w:b/>
+          <w:sz w:val="24"/>
+          <w:szCs w:val="24"/>
+        </w:rPr>
+      </w:pPr>
+      <w:r>
+        <w:rPr>
+          <w:rFonts w:ascii="Times New Roman" w:hAnsi="Times New Roman" w:cs="Times New Roman"/>
+          <w:b/>
+          <w:sz w:val="24"/>
+          <w:szCs w:val="24"/>
+        </w:rPr>
+        <w:t>Introduce vertical fronts (thermocline/</w:t>
       </w:r>
       <w:proofErr w:type="spellStart"/>
       <w:r>
         <w:rPr>
           <w:rFonts w:ascii="Times New Roman" w:hAnsi="Times New Roman" w:cs="Times New Roman"/>
-          <w:sz w:val="24"/>
-          <w:szCs w:val="24"/>
-        </w:rPr>
-        <w:t>Hb</w:t>
+          <w:b/>
+          <w:sz w:val="24"/>
+          <w:szCs w:val="24"/>
+        </w:rPr>
+        <w:t>oxycline</w:t>
       </w:r>
       <w:proofErr w:type="spellEnd"/>
       <w:r>
         <w:rPr>
           <w:rFonts w:ascii="Times New Roman" w:hAnsi="Times New Roman" w:cs="Times New Roman"/>
-          <w:sz w:val="24"/>
-          <w:szCs w:val="24"/>
-        </w:rPr>
-        <w:t>)</w:t>
-      </w:r>
-      <w:r>
-        <w:rPr>
-          <w:rFonts w:ascii="Times New Roman" w:hAnsi="Times New Roman" w:cs="Times New Roman"/>
-          <w:sz w:val="24"/>
-          <w:szCs w:val="24"/>
-        </w:rPr>
-        <w:t xml:space="preserve"> thereby increasing oxygen carrying capacity. Modification to ventilation rate and bradycardia also common responses. </w:t>
-      </w:r>
-      <w:r>
-        <w:rPr>
-          <w:rFonts w:ascii="Times New Roman" w:hAnsi="Times New Roman" w:cs="Times New Roman"/>
-          <w:sz w:val="24"/>
-          <w:szCs w:val="24"/>
-        </w:rPr>
-        <w:t>Un</w:t>
-      </w:r>
-      <w:r>
-        <w:rPr>
-          <w:rFonts w:ascii="Times New Roman" w:hAnsi="Times New Roman" w:cs="Times New Roman"/>
-          <w:sz w:val="24"/>
-          <w:szCs w:val="24"/>
-        </w:rPr>
-        <w:t>der hypoxic conditions,</w:t>
-      </w:r>
-      <w:r>
-        <w:rPr>
-          <w:rFonts w:ascii="Times New Roman" w:hAnsi="Times New Roman" w:cs="Times New Roman"/>
-          <w:sz w:val="24"/>
-          <w:szCs w:val="24"/>
-        </w:rPr>
-        <w:t xml:space="preserve"> blood flow prioritized to oxygen sensit</w:t>
-      </w:r>
-      <w:r>
-        <w:rPr>
-          <w:rFonts w:ascii="Times New Roman" w:hAnsi="Times New Roman" w:cs="Times New Roman"/>
-          <w:sz w:val="24"/>
-          <w:szCs w:val="24"/>
-        </w:rPr>
-        <w:t>ive organs like brain and heart, which can cause fish to reduce or completely suspend feeding activity. During the onset of hypoxia, fish may even regurgitate their prey to reduce metabolic demands to non-essential organ activities.</w:t>
-      </w:r>
-    </w:p>
-    <w:p>
-      <w:pPr>
-        <w:rPr>
-          <w:rFonts w:ascii="Times New Roman" w:hAnsi="Times New Roman" w:cs="Times New Roman"/>
           <w:b/>
           <w:sz w:val="24"/>
           <w:szCs w:val="24"/>
         </w:rPr>
-      </w:pPr>
-      <w:r>
-        <w:rPr>
-          <w:rFonts w:ascii="Times New Roman" w:hAnsi="Times New Roman" w:cs="Times New Roman"/>
-          <w:b/>
-          <w:sz w:val="24"/>
-          <w:szCs w:val="24"/>
-        </w:rPr>
-        <w:t>Introduce vertical fronts (thermocline/</w:t>
-      </w:r>
-      <w:proofErr w:type="spellStart"/>
-      <w:r>
-        <w:rPr>
-          <w:rFonts w:ascii="Times New Roman" w:hAnsi="Times New Roman" w:cs="Times New Roman"/>
-          <w:b/>
-          <w:sz w:val="24"/>
-          <w:szCs w:val="24"/>
-        </w:rPr>
-        <w:t>oxycline</w:t>
-      </w:r>
-      <w:proofErr w:type="spellEnd"/>
-      <w:r>
-        <w:rPr>
-          <w:rFonts w:ascii="Times New Roman" w:hAnsi="Times New Roman" w:cs="Times New Roman"/>
-          <w:b/>
-          <w:sz w:val="24"/>
-          <w:szCs w:val="24"/>
-        </w:rPr>
         <w:t xml:space="preserve">) </w:t>
-      </w:r>
-    </w:p>
-    <w:p>
-      <w:pPr>
-        <w:rPr>
-          <w:rFonts w:ascii="Times New Roman" w:hAnsi="Times New Roman" w:cs="Times New Roman"/>
-          <w:sz w:val="24"/>
-          <w:szCs w:val="24"/>
-        </w:rPr>
-      </w:pPr>
-      <w:r>
-        <w:rPr>
-          <w:rFonts w:ascii="Times New Roman" w:hAnsi="Times New Roman" w:cs="Times New Roman"/>
-          <w:sz w:val="24"/>
-          <w:szCs w:val="24"/>
-        </w:rPr>
-        <w:t>Pelagic and lentic habitats</w:t>
-      </w:r>
-      <w:r>
-        <w:rPr>
-          <w:rFonts w:ascii="Times New Roman" w:hAnsi="Times New Roman" w:cs="Times New Roman"/>
-          <w:sz w:val="24"/>
-          <w:szCs w:val="24"/>
-        </w:rPr>
-        <w:t xml:space="preserve"> can present a pronounced thermocline and </w:t>
-      </w:r>
-      <w:proofErr w:type="spellStart"/>
-      <w:r>
-        <w:rPr>
-          <w:rFonts w:ascii="Times New Roman" w:hAnsi="Times New Roman" w:cs="Times New Roman"/>
-          <w:sz w:val="24"/>
-          <w:szCs w:val="24"/>
-        </w:rPr>
-        <w:t>oxycline</w:t>
-      </w:r>
-      <w:proofErr w:type="spellEnd"/>
-      <w:r>
-        <w:rPr>
-          <w:rFonts w:ascii="Times New Roman" w:hAnsi="Times New Roman" w:cs="Times New Roman"/>
-          <w:sz w:val="24"/>
-          <w:szCs w:val="24"/>
-        </w:rPr>
-        <w:t xml:space="preserve"> (known as vertical fronts in pelagic research; Logan et al. 2023). In a tropical marine environments, excessively cold and hypoxic waters create hypoxia based habitat constriction</w:t>
-      </w:r>
-      <w:r>
-        <w:rPr>
-          <w:rFonts w:ascii="Times New Roman" w:hAnsi="Times New Roman" w:cs="Times New Roman"/>
-          <w:sz w:val="24"/>
-          <w:szCs w:val="24"/>
-        </w:rPr>
-        <w:t xml:space="preserve">, </w:t>
-      </w:r>
-      <w:r>
-        <w:rPr>
-          <w:rFonts w:ascii="Times New Roman" w:hAnsi="Times New Roman" w:cs="Times New Roman"/>
-          <w:sz w:val="24"/>
-          <w:szCs w:val="24"/>
-        </w:rPr>
-        <w:t>causing</w:t>
-      </w:r>
-      <w:r>
-        <w:rPr>
-          <w:rFonts w:ascii="Times New Roman" w:hAnsi="Times New Roman" w:cs="Times New Roman"/>
-          <w:sz w:val="24"/>
-          <w:szCs w:val="24"/>
-        </w:rPr>
-        <w:t xml:space="preserve"> fish to</w:t>
-      </w:r>
-      <w:r>
-        <w:rPr>
-          <w:rFonts w:ascii="Times New Roman" w:hAnsi="Times New Roman" w:cs="Times New Roman"/>
-          <w:sz w:val="24"/>
-          <w:szCs w:val="24"/>
-        </w:rPr>
-        <w:t xml:space="preserve"> primarily</w:t>
-      </w:r>
-      <w:r>
-        <w:rPr>
-          <w:rFonts w:ascii="Times New Roman" w:hAnsi="Times New Roman" w:cs="Times New Roman"/>
-          <w:sz w:val="24"/>
-          <w:szCs w:val="24"/>
-        </w:rPr>
-        <w:t xml:space="preserve"> </w:t>
-      </w:r>
-      <w:r>
-        <w:rPr>
-          <w:rFonts w:ascii="Times New Roman" w:hAnsi="Times New Roman" w:cs="Times New Roman"/>
-          <w:sz w:val="24"/>
-          <w:szCs w:val="24"/>
-        </w:rPr>
-        <w:t xml:space="preserve">hold at and above the </w:t>
-      </w:r>
-      <w:r>
-        <w:rPr>
-          <w:rFonts w:ascii="Times New Roman" w:hAnsi="Times New Roman" w:cs="Times New Roman"/>
-          <w:sz w:val="24"/>
-          <w:szCs w:val="24"/>
-        </w:rPr>
-        <w:t xml:space="preserve">thermocline </w:t>
-      </w:r>
-      <w:r>
-        <w:rPr>
-          <w:rFonts w:ascii="Times New Roman" w:hAnsi="Times New Roman" w:cs="Times New Roman"/>
-          <w:sz w:val="24"/>
-          <w:szCs w:val="24"/>
-        </w:rPr>
-        <w:t>(Brill et al. 1998, Logan et al. 2023). In</w:t>
-      </w:r>
-      <w:r>
-        <w:rPr>
-          <w:rFonts w:ascii="Times New Roman" w:hAnsi="Times New Roman" w:cs="Times New Roman"/>
-          <w:sz w:val="24"/>
-          <w:szCs w:val="24"/>
-        </w:rPr>
-        <w:t xml:space="preserve"> temperate</w:t>
-      </w:r>
-      <w:r>
-        <w:rPr>
-          <w:rFonts w:ascii="Times New Roman" w:hAnsi="Times New Roman" w:cs="Times New Roman"/>
-          <w:sz w:val="24"/>
-          <w:szCs w:val="24"/>
-        </w:rPr>
-        <w:t xml:space="preserve"> </w:t>
-      </w:r>
-      <w:r>
-        <w:rPr>
-          <w:rFonts w:ascii="Times New Roman" w:hAnsi="Times New Roman" w:cs="Times New Roman"/>
-          <w:sz w:val="24"/>
-          <w:szCs w:val="24"/>
-        </w:rPr>
-        <w:t>lotic and lentic</w:t>
-      </w:r>
-      <w:r>
-        <w:rPr>
-          <w:rFonts w:ascii="Times New Roman" w:hAnsi="Times New Roman" w:cs="Times New Roman"/>
-          <w:sz w:val="24"/>
-          <w:szCs w:val="24"/>
-        </w:rPr>
-        <w:t xml:space="preserve"> environments, warm surface temperatures</w:t>
-      </w:r>
-      <w:r>
-        <w:rPr>
-          <w:rFonts w:ascii="Times New Roman" w:hAnsi="Times New Roman" w:cs="Times New Roman"/>
-          <w:sz w:val="24"/>
-          <w:szCs w:val="24"/>
-        </w:rPr>
-        <w:t xml:space="preserve"> can exceed physiological optima,</w:t>
-      </w:r>
-      <w:r>
-        <w:rPr>
-          <w:rFonts w:ascii="Times New Roman" w:hAnsi="Times New Roman" w:cs="Times New Roman"/>
-          <w:sz w:val="24"/>
-          <w:szCs w:val="24"/>
-        </w:rPr>
-        <w:t xml:space="preserve"> and hypoxic conditions at depth can limit fish vertical distribution, creating a vertically compressed habitat</w:t>
-      </w:r>
-      <w:r>
-        <w:rPr>
-          <w:rFonts w:ascii="Times New Roman" w:hAnsi="Times New Roman" w:cs="Times New Roman"/>
-          <w:sz w:val="24"/>
-          <w:szCs w:val="24"/>
-        </w:rPr>
-        <w:t xml:space="preserve"> known as a temperature-oxygen squeeze (</w:t>
-      </w:r>
-      <w:proofErr w:type="spellStart"/>
-      <w:r>
-        <w:rPr>
-          <w:rFonts w:ascii="Times New Roman" w:hAnsi="Times New Roman" w:cs="Times New Roman"/>
-          <w:sz w:val="24"/>
-          <w:szCs w:val="24"/>
-        </w:rPr>
-        <w:t>Coutant</w:t>
-      </w:r>
-      <w:proofErr w:type="spellEnd"/>
-      <w:r>
-        <w:rPr>
-          <w:rFonts w:ascii="Times New Roman" w:hAnsi="Times New Roman" w:cs="Times New Roman"/>
-          <w:sz w:val="24"/>
-          <w:szCs w:val="24"/>
-        </w:rPr>
-        <w:t>)</w:t>
-      </w:r>
-      <w:r>
-        <w:rPr>
-          <w:rFonts w:ascii="Times New Roman" w:hAnsi="Times New Roman" w:cs="Times New Roman"/>
-          <w:sz w:val="24"/>
-          <w:szCs w:val="24"/>
-        </w:rPr>
-        <w:t xml:space="preserve">. </w:t>
-      </w:r>
-      <w:r>
-        <w:rPr>
-          <w:rFonts w:ascii="Times New Roman" w:hAnsi="Times New Roman" w:cs="Times New Roman"/>
-          <w:sz w:val="24"/>
-          <w:szCs w:val="24"/>
-        </w:rPr>
-        <w:t xml:space="preserve">This phenomena can also occur in </w:t>
-      </w:r>
-      <w:r>
-        <w:rPr>
-          <w:rFonts w:ascii="Times New Roman" w:hAnsi="Times New Roman" w:cs="Times New Roman"/>
-          <w:sz w:val="24"/>
-          <w:szCs w:val="24"/>
-        </w:rPr>
-        <w:t xml:space="preserve">fine scale </w:t>
-      </w:r>
-      <w:r>
-        <w:rPr>
-          <w:rFonts w:ascii="Times New Roman" w:hAnsi="Times New Roman" w:cs="Times New Roman"/>
-          <w:sz w:val="24"/>
-          <w:szCs w:val="24"/>
-        </w:rPr>
-        <w:t xml:space="preserve">patches of lentic habitat within </w:t>
-      </w:r>
-      <w:r>
-        <w:rPr>
-          <w:rFonts w:ascii="Times New Roman" w:hAnsi="Times New Roman" w:cs="Times New Roman"/>
-          <w:sz w:val="24"/>
-          <w:szCs w:val="24"/>
-        </w:rPr>
-        <w:t xml:space="preserve">a </w:t>
-      </w:r>
-      <w:r>
-        <w:rPr>
-          <w:rFonts w:ascii="Times New Roman" w:hAnsi="Times New Roman" w:cs="Times New Roman"/>
-          <w:sz w:val="24"/>
-          <w:szCs w:val="24"/>
-        </w:rPr>
-        <w:t xml:space="preserve">river floodplain. For example, thermally stratified cold-water </w:t>
-      </w:r>
-      <w:r>
-        <w:rPr>
-          <w:rFonts w:ascii="Times New Roman" w:hAnsi="Times New Roman" w:cs="Times New Roman"/>
-          <w:sz w:val="24"/>
-          <w:szCs w:val="24"/>
-        </w:rPr>
-        <w:lastRenderedPageBreak/>
-        <w:t>alcoves, often present a temperature-oxygen squeeze</w:t>
-      </w:r>
-      <w:r>
-        <w:rPr>
-          <w:rFonts w:ascii="Times New Roman" w:hAnsi="Times New Roman" w:cs="Times New Roman"/>
-          <w:sz w:val="24"/>
-          <w:szCs w:val="24"/>
-        </w:rPr>
-        <w:t xml:space="preserve">, effectively confining </w:t>
-      </w:r>
-      <w:r>
-        <w:rPr>
-          <w:rFonts w:ascii="Times New Roman" w:hAnsi="Times New Roman" w:cs="Times New Roman"/>
-          <w:sz w:val="24"/>
-          <w:szCs w:val="24"/>
-        </w:rPr>
-        <w:t xml:space="preserve">cold-adapted </w:t>
-      </w:r>
-      <w:r>
-        <w:rPr>
-          <w:rFonts w:ascii="Times New Roman" w:hAnsi="Times New Roman" w:cs="Times New Roman"/>
-          <w:sz w:val="24"/>
-          <w:szCs w:val="24"/>
-        </w:rPr>
-        <w:t>fish to &lt;20% of the water column</w:t>
-      </w:r>
-      <w:r>
-        <w:rPr>
-          <w:rFonts w:ascii="Times New Roman" w:hAnsi="Times New Roman" w:cs="Times New Roman"/>
-          <w:sz w:val="24"/>
-          <w:szCs w:val="24"/>
-        </w:rPr>
-        <w:t xml:space="preserve"> (Barrett et al. 2023)</w:t>
-      </w:r>
-      <w:r>
-        <w:rPr>
-          <w:rFonts w:ascii="Times New Roman" w:hAnsi="Times New Roman" w:cs="Times New Roman"/>
-          <w:sz w:val="24"/>
-          <w:szCs w:val="24"/>
-        </w:rPr>
-        <w:t xml:space="preserve">. </w:t>
-      </w:r>
-    </w:p>
-    <w:p>
-      <w:pPr>
-        <w:rPr>
-          <w:rFonts w:ascii="Times New Roman" w:hAnsi="Times New Roman" w:cs="Times New Roman"/>
-          <w:b/>
-          <w:sz w:val="24"/>
-          <w:szCs w:val="24"/>
-        </w:rPr>
-      </w:pPr>
-      <w:r>
-        <w:rPr>
-          <w:rFonts w:ascii="Times New Roman" w:hAnsi="Times New Roman" w:cs="Times New Roman"/>
-          <w:b/>
-          <w:sz w:val="24"/>
-          <w:szCs w:val="24"/>
-        </w:rPr>
-        <w:t>Diel fluctuation in environmental factors can in turn shape diel behavioral patterns</w:t>
-      </w:r>
-    </w:p>
-    <w:p>
-      <w:pPr>
-        <w:rPr>
-          <w:rFonts w:ascii="Times New Roman" w:hAnsi="Times New Roman" w:cs="Times New Roman"/>
-          <w:sz w:val="24"/>
-          <w:szCs w:val="24"/>
-        </w:rPr>
-      </w:pPr>
-      <w:r>
-        <w:rPr>
-          <w:rFonts w:ascii="Times New Roman" w:hAnsi="Times New Roman" w:cs="Times New Roman"/>
-          <w:sz w:val="24"/>
-          <w:szCs w:val="24"/>
-        </w:rPr>
-        <w:t>Nocturnal ascent DVM most often studied in zooplankton as anti-predator behavior – trade-off resource rich high risk surface and cooler water reduced growth depth (</w:t>
-      </w:r>
-      <w:proofErr w:type="spellStart"/>
-      <w:r>
-        <w:rPr>
-          <w:rFonts w:ascii="Times New Roman" w:hAnsi="Times New Roman" w:cs="Times New Roman"/>
-          <w:sz w:val="24"/>
-          <w:szCs w:val="24"/>
-        </w:rPr>
-        <w:t>Ohman</w:t>
-      </w:r>
-      <w:proofErr w:type="spellEnd"/>
-      <w:r>
-        <w:rPr>
-          <w:rFonts w:ascii="Times New Roman" w:hAnsi="Times New Roman" w:cs="Times New Roman"/>
-          <w:sz w:val="24"/>
-          <w:szCs w:val="24"/>
-        </w:rPr>
-        <w:t xml:space="preserve"> 1990). May differ for vertebrates – </w:t>
-      </w:r>
-      <w:proofErr w:type="spellStart"/>
-      <w:r>
-        <w:rPr>
-          <w:rFonts w:ascii="Times New Roman" w:hAnsi="Times New Roman" w:cs="Times New Roman"/>
-          <w:sz w:val="24"/>
-          <w:szCs w:val="24"/>
-        </w:rPr>
-        <w:t>bioenergetic</w:t>
-      </w:r>
-      <w:proofErr w:type="spellEnd"/>
-      <w:r>
-        <w:rPr>
-          <w:rFonts w:ascii="Times New Roman" w:hAnsi="Times New Roman" w:cs="Times New Roman"/>
-          <w:sz w:val="24"/>
-          <w:szCs w:val="24"/>
-        </w:rPr>
-        <w:t xml:space="preserve"> efficiency, foraging opportunity, predator avoidance 3 hypothesis for </w:t>
-      </w:r>
-      <w:proofErr w:type="spellStart"/>
-      <w:r>
-        <w:rPr>
-          <w:rFonts w:ascii="Times New Roman" w:hAnsi="Times New Roman" w:cs="Times New Roman"/>
-          <w:sz w:val="24"/>
-          <w:szCs w:val="24"/>
-        </w:rPr>
-        <w:t>dvm</w:t>
-      </w:r>
-      <w:proofErr w:type="spellEnd"/>
-      <w:r>
-        <w:rPr>
-          <w:rFonts w:ascii="Times New Roman" w:hAnsi="Times New Roman" w:cs="Times New Roman"/>
-          <w:sz w:val="24"/>
-          <w:szCs w:val="24"/>
-        </w:rPr>
-        <w:t xml:space="preserve"> in fish species freshwater lakes (</w:t>
-      </w:r>
-      <w:proofErr w:type="spellStart"/>
-      <w:r>
-        <w:rPr>
-          <w:rFonts w:ascii="Times New Roman" w:hAnsi="Times New Roman" w:cs="Times New Roman"/>
-          <w:sz w:val="24"/>
-          <w:szCs w:val="24"/>
-        </w:rPr>
-        <w:t>Scheurell</w:t>
-      </w:r>
-      <w:proofErr w:type="spellEnd"/>
-      <w:r>
-        <w:rPr>
-          <w:rFonts w:ascii="Times New Roman" w:hAnsi="Times New Roman" w:cs="Times New Roman"/>
-          <w:sz w:val="24"/>
-          <w:szCs w:val="24"/>
-        </w:rPr>
-        <w:t xml:space="preserve"> and Schindler 2003, Clark and Levy 1988, </w:t>
-      </w:r>
-      <w:proofErr w:type="spellStart"/>
-      <w:r>
-        <w:rPr>
-          <w:rFonts w:ascii="Times New Roman" w:hAnsi="Times New Roman" w:cs="Times New Roman"/>
-          <w:sz w:val="24"/>
-          <w:szCs w:val="24"/>
-        </w:rPr>
-        <w:t>Wurtsbaugh</w:t>
-      </w:r>
-      <w:proofErr w:type="spellEnd"/>
-      <w:r>
-        <w:rPr>
-          <w:rFonts w:ascii="Times New Roman" w:hAnsi="Times New Roman" w:cs="Times New Roman"/>
-          <w:sz w:val="24"/>
-          <w:szCs w:val="24"/>
-        </w:rPr>
-        <w:t xml:space="preserve"> and </w:t>
-      </w:r>
-      <w:proofErr w:type="spellStart"/>
-      <w:r>
-        <w:rPr>
-          <w:rFonts w:ascii="Times New Roman" w:hAnsi="Times New Roman" w:cs="Times New Roman"/>
-          <w:sz w:val="24"/>
-          <w:szCs w:val="24"/>
-        </w:rPr>
-        <w:t>Neverman</w:t>
-      </w:r>
-      <w:proofErr w:type="spellEnd"/>
-      <w:r>
-        <w:rPr>
-          <w:rFonts w:ascii="Times New Roman" w:hAnsi="Times New Roman" w:cs="Times New Roman"/>
-          <w:sz w:val="24"/>
-          <w:szCs w:val="24"/>
-        </w:rPr>
-        <w:t xml:space="preserve"> 1988). In male dogfish, use marine temperature gradient energy conservation strategy (Sims et al. 2006).</w:t>
-      </w:r>
-    </w:p>
-    <w:p>
-      <w:pPr>
-        <w:rPr>
-          <w:rFonts w:ascii="Times New Roman" w:hAnsi="Times New Roman" w:cs="Times New Roman"/>
-          <w:sz w:val="24"/>
-          <w:szCs w:val="24"/>
-        </w:rPr>
-      </w:pPr>
-      <w:r>
-        <w:rPr>
-          <w:rFonts w:ascii="Times New Roman" w:hAnsi="Times New Roman" w:cs="Times New Roman"/>
-          <w:sz w:val="24"/>
-          <w:szCs w:val="24"/>
-        </w:rPr>
-        <w:t>Hunting foray into hypoxic zone observed.</w:t>
-      </w:r>
-    </w:p>
-    <w:p>
-      <w:pPr>
-        <w:rPr>
-          <w:rFonts w:ascii="Times New Roman" w:hAnsi="Times New Roman" w:cs="Times New Roman"/>
-          <w:sz w:val="24"/>
-          <w:szCs w:val="24"/>
-        </w:rPr>
-      </w:pPr>
-      <w:r>
-        <w:rPr>
-          <w:rFonts w:ascii="Times New Roman" w:hAnsi="Times New Roman" w:cs="Times New Roman"/>
-          <w:sz w:val="24"/>
-          <w:szCs w:val="24"/>
-        </w:rPr>
-        <w:t>DVM bull trout stratified reservoir – trade-off between forage/growth and gametogenesis (</w:t>
-      </w:r>
-      <w:proofErr w:type="spellStart"/>
-      <w:r>
-        <w:rPr>
-          <w:rFonts w:ascii="Times New Roman" w:hAnsi="Times New Roman" w:cs="Times New Roman"/>
-          <w:sz w:val="24"/>
-          <w:szCs w:val="24"/>
-        </w:rPr>
-        <w:t>Eckmann</w:t>
-      </w:r>
-      <w:proofErr w:type="spellEnd"/>
-      <w:r>
-        <w:rPr>
-          <w:rFonts w:ascii="Times New Roman" w:hAnsi="Times New Roman" w:cs="Times New Roman"/>
-          <w:sz w:val="24"/>
-          <w:szCs w:val="24"/>
-        </w:rPr>
-        <w:t xml:space="preserve"> et al. 2016). </w:t>
-      </w:r>
-    </w:p>
-    <w:p>
-      <w:pPr>
-        <w:rPr>
-          <w:rFonts w:ascii="Times New Roman" w:hAnsi="Times New Roman" w:cs="Times New Roman"/>
-          <w:sz w:val="24"/>
-          <w:szCs w:val="24"/>
-        </w:rPr>
-      </w:pPr>
-      <w:r>
-        <w:rPr>
-          <w:rFonts w:ascii="Times New Roman" w:hAnsi="Times New Roman" w:cs="Times New Roman"/>
-          <w:sz w:val="24"/>
-          <w:szCs w:val="24"/>
-        </w:rPr>
-        <w:t xml:space="preserve">Seasonal shift DVM lake coastal cutthroat trout thermal regime/prey distribution (2023) – optimize growth and forage opportunity. </w:t>
-      </w:r>
-    </w:p>
-    <w:p>
-      <w:pPr>
-        <w:rPr>
-          <w:rFonts w:ascii="Times New Roman" w:hAnsi="Times New Roman" w:cs="Times New Roman"/>
-          <w:sz w:val="24"/>
-          <w:szCs w:val="24"/>
-        </w:rPr>
-      </w:pPr>
-      <w:r>
-        <w:rPr>
-          <w:rFonts w:ascii="Times New Roman" w:hAnsi="Times New Roman" w:cs="Times New Roman"/>
-          <w:sz w:val="24"/>
-          <w:szCs w:val="24"/>
-        </w:rPr>
-        <w:t xml:space="preserve">Dearth of research studying vertebrate DVM with consideration of both temperature and oxygen. </w:t>
-      </w:r>
-    </w:p>
-    <w:p>
-      <w:pPr>
-        <w:rPr>
-          <w:rFonts w:ascii="Times New Roman" w:hAnsi="Times New Roman" w:cs="Times New Roman"/>
-          <w:b/>
-          <w:sz w:val="24"/>
-          <w:szCs w:val="24"/>
-        </w:rPr>
-      </w:pPr>
-      <w:r>
-        <w:rPr>
-          <w:rFonts w:ascii="Times New Roman" w:hAnsi="Times New Roman" w:cs="Times New Roman"/>
-          <w:b/>
-          <w:sz w:val="24"/>
-          <w:szCs w:val="24"/>
-        </w:rPr>
-        <w:t>Introduce fluctuation in temperature/oxygen:</w:t>
-      </w:r>
-    </w:p>
-    <w:p>
-      <w:pPr>
-        <w:rPr>
-          <w:rFonts w:ascii="Times New Roman" w:hAnsi="Times New Roman" w:cs="Times New Roman"/>
-          <w:sz w:val="24"/>
-          <w:szCs w:val="24"/>
-        </w:rPr>
-      </w:pPr>
-      <w:r>
-        <w:rPr>
-          <w:rFonts w:ascii="Times New Roman" w:hAnsi="Times New Roman" w:cs="Times New Roman"/>
-          <w:sz w:val="24"/>
-          <w:szCs w:val="24"/>
-        </w:rPr>
-        <w:t>Shallow lentic environments can display diel oxygen variation as the environment transitions from photosynthetic production to respiratory consumption. Oxygen concentration begins to decrease after dusk and reaches its minimum during the early morning after many hours of nocturnal respiration (Andersen et al. 2017). The combination of pronounced vertical stratification in oxygen from hypoxic hyporheic inputs, coupled with diel oxygen cycling, has the potential to create a vertically shifting oxygen profile within select thermal refuge habitats. Such oxygen profiles may vary from location to location depending on local biotic and abiotic factors (e.g. macrophyte density, hyporheic upwelling, depth). In addition, surface water temperatures fluctuate on a diel cycle in time-lagged synchrony with dissolved oxygen saturation (e.g. oxygen saturation is highest during midday, whereas surface water temperatures reach their maximum during early evening). These fluctuating conditions likely cause the zone of optimal habitat to shift over the 24-h cycle. While these conditions fluctuate in rough synchrony (oxygen and temperature increase during the day and decrease at night), ideal conditions fluctuate asynchronously when considered through the lens of a cold</w:t>
-      </w:r>
-      <w:r>
-        <w:rPr>
-          <w:rFonts w:ascii="Times New Roman" w:hAnsi="Times New Roman" w:cs="Times New Roman"/>
-          <w:sz w:val="24"/>
-          <w:szCs w:val="24"/>
-        </w:rPr>
-        <w:t>-</w:t>
-      </w:r>
-      <w:r>
-        <w:rPr>
-          <w:rFonts w:ascii="Times New Roman" w:hAnsi="Times New Roman" w:cs="Times New Roman"/>
-          <w:sz w:val="24"/>
-          <w:szCs w:val="24"/>
-        </w:rPr>
-        <w:t>water fish</w:t>
-      </w:r>
-      <w:r>
-        <w:rPr>
-          <w:rFonts w:ascii="Times New Roman" w:hAnsi="Times New Roman" w:cs="Times New Roman"/>
-          <w:sz w:val="24"/>
-          <w:szCs w:val="24"/>
-        </w:rPr>
-        <w:t>,</w:t>
-      </w:r>
-      <w:r>
-        <w:rPr>
-          <w:rFonts w:ascii="Times New Roman" w:hAnsi="Times New Roman" w:cs="Times New Roman"/>
-          <w:sz w:val="24"/>
-          <w:szCs w:val="24"/>
-        </w:rPr>
-        <w:t xml:space="preserve"> where cooler temperatures coupled with higher dissolved oxygen are ideal.</w:t>
-      </w:r>
-    </w:p>
-    <w:p>
-      <w:pPr>
-        <w:rPr>
-          <w:rFonts w:ascii="Times New Roman" w:hAnsi="Times New Roman" w:cs="Times New Roman"/>
-          <w:b/>
-          <w:sz w:val="24"/>
-          <w:szCs w:val="24"/>
-        </w:rPr>
-      </w:pPr>
-      <w:r>
-        <w:rPr>
-          <w:rFonts w:ascii="Times New Roman" w:hAnsi="Times New Roman" w:cs="Times New Roman"/>
-          <w:b/>
-          <w:sz w:val="24"/>
-          <w:szCs w:val="24"/>
-        </w:rPr>
-        <w:t>Introduce t</w:t>
-      </w:r>
-      <w:r>
-        <w:rPr>
-          <w:rFonts w:ascii="Times New Roman" w:hAnsi="Times New Roman" w:cs="Times New Roman"/>
-          <w:b/>
-          <w:sz w:val="24"/>
-          <w:szCs w:val="24"/>
-        </w:rPr>
-        <w:t>he question:</w:t>
-      </w:r>
-    </w:p>
-    <w:p>
-      <w:pPr>
-        <w:pStyle w:val="Default"/>
-      </w:pPr>
-      <w:r>
-        <w:t>How do cold-</w:t>
-      </w:r>
-      <w:r>
-        <w:t>water fish balance oxygen demands and temperature preference within refuge habitats, and how might these constraints vary among refuges</w:t>
-      </w:r>
-      <w:r>
-        <w:t xml:space="preserve"> and over time</w:t>
-      </w:r>
-      <w:r>
-        <w:t xml:space="preserve">? </w:t>
-      </w:r>
-      <w:r>
-        <w:rPr>
-          <w:color w:val="auto"/>
-        </w:rPr>
-        <w:t>The volume of habitat that is both suitably cool and oxygenated is likely a small portion of the alcove, and it likely expands, contracts, and shifts over time. In this study we aim to</w:t>
-      </w:r>
-      <w:r>
-        <w:rPr>
-          <w:color w:val="auto"/>
-        </w:rPr>
-        <w:t xml:space="preserve"> 1) determine whether temperature and oxygen shift over a diel timeframe, to 2) quantify diel variation in dissolved oxygen and temperature across alcoves, and to 3)</w:t>
-      </w:r>
-      <w:r>
-        <w:rPr>
-          <w:color w:val="auto"/>
-        </w:rPr>
-        <w:t xml:space="preserve"> determine </w:t>
-      </w:r>
-      <w:r>
-        <w:rPr>
-          <w:color w:val="auto"/>
-        </w:rPr>
-        <w:t xml:space="preserve">whether fish use fine-scale diel vertical movements </w:t>
-      </w:r>
-      <w:r>
-        <w:t xml:space="preserve">to balance shifting trade-offs between dissolved oxygen and temperature. </w:t>
-      </w:r>
-    </w:p>
-    <w:p>
-      <w:pPr>
-        <w:pStyle w:val="Default"/>
-      </w:pPr>
-    </w:p>
-    <w:p>
-      <w:pPr>
-        <w:rPr>
-          <w:rFonts w:ascii="Times New Roman" w:hAnsi="Times New Roman" w:cs="Times New Roman"/>
-          <w:sz w:val="24"/>
-          <w:szCs w:val="24"/>
-        </w:rPr>
-      </w:pPr>
-      <w:r>
-        <w:rPr>
-          <w:rFonts w:ascii="Times New Roman" w:hAnsi="Times New Roman" w:cs="Times New Roman"/>
-          <w:sz w:val="24"/>
-          <w:szCs w:val="24"/>
-        </w:rPr>
-        <w:t>Fish have been shown to continually track favorable temperatures in dynamic riverscapes where the locations of optimal temperatures shift over timesca</w:t>
-      </w:r>
-      <w:r>
-        <w:rPr>
-          <w:rFonts w:ascii="Times New Roman" w:hAnsi="Times New Roman" w:cs="Times New Roman"/>
-          <w:sz w:val="24"/>
-          <w:szCs w:val="24"/>
-        </w:rPr>
-        <w:t xml:space="preserve">les of days, months, and years, </w:t>
-      </w:r>
-      <w:r>
-        <w:rPr>
-          <w:rFonts w:ascii="Times New Roman" w:hAnsi="Times New Roman" w:cs="Times New Roman"/>
-          <w:sz w:val="24"/>
-          <w:szCs w:val="24"/>
-        </w:rPr>
-        <w:t>however little has been done to understand movement in response to fluctuating temperature and oxygen</w:t>
-      </w:r>
-      <w:r>
-        <w:rPr>
-          <w:rFonts w:ascii="Times New Roman" w:hAnsi="Times New Roman" w:cs="Times New Roman"/>
-          <w:sz w:val="24"/>
-          <w:szCs w:val="24"/>
-        </w:rPr>
-        <w:t>. Here we used a novel approach combining temperature logging technologies to document fine-scale habitat use in a vertically stratified floodplain thermal refuge habitat. This process allowed us to track</w:t>
-      </w:r>
-      <w:r>
-        <w:rPr>
-          <w:rFonts w:ascii="Times New Roman" w:hAnsi="Times New Roman" w:cs="Times New Roman"/>
-          <w:sz w:val="24"/>
-          <w:szCs w:val="24"/>
-        </w:rPr>
-        <w:t xml:space="preserve"> fish temperature</w:t>
-      </w:r>
-      <w:r>
-        <w:rPr>
-          <w:rFonts w:ascii="Times New Roman" w:hAnsi="Times New Roman" w:cs="Times New Roman"/>
-          <w:sz w:val="24"/>
-          <w:szCs w:val="24"/>
-        </w:rPr>
-        <w:t xml:space="preserve"> </w:t>
-      </w:r>
-      <w:r>
-        <w:rPr>
-          <w:rFonts w:ascii="Times New Roman" w:hAnsi="Times New Roman" w:cs="Times New Roman"/>
-          <w:sz w:val="24"/>
-          <w:szCs w:val="24"/>
-        </w:rPr>
-        <w:t>and dissolved oxygen</w:t>
-      </w:r>
-      <w:r>
-        <w:rPr>
-          <w:rFonts w:ascii="Times New Roman" w:hAnsi="Times New Roman" w:cs="Times New Roman"/>
-          <w:sz w:val="24"/>
-          <w:szCs w:val="24"/>
-        </w:rPr>
-        <w:t xml:space="preserve"> </w:t>
-      </w:r>
-      <w:r>
-        <w:rPr>
-          <w:rFonts w:ascii="Times New Roman" w:hAnsi="Times New Roman" w:cs="Times New Roman"/>
-          <w:sz w:val="24"/>
-          <w:szCs w:val="24"/>
-        </w:rPr>
-        <w:t xml:space="preserve">selection </w:t>
-      </w:r>
-      <w:r>
-        <w:rPr>
-          <w:rFonts w:ascii="Times New Roman" w:hAnsi="Times New Roman" w:cs="Times New Roman"/>
-          <w:sz w:val="24"/>
-          <w:szCs w:val="24"/>
-        </w:rPr>
-        <w:t xml:space="preserve">at a timescale of </w:t>
-      </w:r>
-      <w:r>
-        <w:rPr>
-          <w:rFonts w:ascii="Times New Roman" w:hAnsi="Times New Roman" w:cs="Times New Roman"/>
-          <w:sz w:val="24"/>
-          <w:szCs w:val="24"/>
-        </w:rPr>
-        <w:t xml:space="preserve">minutes to </w:t>
-      </w:r>
-      <w:r>
-        <w:rPr>
-          <w:rFonts w:ascii="Times New Roman" w:hAnsi="Times New Roman" w:cs="Times New Roman"/>
-          <w:sz w:val="24"/>
-          <w:szCs w:val="24"/>
-        </w:rPr>
-        <w:t>hours</w:t>
-      </w:r>
-      <w:r>
-        <w:rPr>
-          <w:rFonts w:ascii="Times New Roman" w:hAnsi="Times New Roman" w:cs="Times New Roman"/>
-          <w:sz w:val="24"/>
-          <w:szCs w:val="24"/>
-        </w:rPr>
-        <w:t xml:space="preserve"> during peak summer conditions. </w:t>
       </w:r>
     </w:p>
     <w:p>
@@ -1261,6 +541,852 @@
       </w:pPr>
       <w:bookmarkStart w:id="0" w:name="_GoBack"/>
       <w:bookmarkEnd w:id="0"/>
+      <w:r>
+        <w:rPr>
+          <w:rFonts w:ascii="Times New Roman" w:hAnsi="Times New Roman" w:cs="Times New Roman"/>
+          <w:sz w:val="24"/>
+          <w:szCs w:val="24"/>
+        </w:rPr>
+        <w:t>Pelagic and lentic habitats</w:t>
+      </w:r>
+      <w:r>
+        <w:rPr>
+          <w:rFonts w:ascii="Times New Roman" w:hAnsi="Times New Roman" w:cs="Times New Roman"/>
+          <w:sz w:val="24"/>
+          <w:szCs w:val="24"/>
+        </w:rPr>
+        <w:t xml:space="preserve"> can present a pronounced thermocline and </w:t>
+      </w:r>
+      <w:proofErr w:type="spellStart"/>
+      <w:r>
+        <w:rPr>
+          <w:rFonts w:ascii="Times New Roman" w:hAnsi="Times New Roman" w:cs="Times New Roman"/>
+          <w:sz w:val="24"/>
+          <w:szCs w:val="24"/>
+        </w:rPr>
+        <w:t>oxycline</w:t>
+      </w:r>
+      <w:proofErr w:type="spellEnd"/>
+      <w:r>
+        <w:rPr>
+          <w:rFonts w:ascii="Times New Roman" w:hAnsi="Times New Roman" w:cs="Times New Roman"/>
+          <w:sz w:val="24"/>
+          <w:szCs w:val="24"/>
+        </w:rPr>
+        <w:t>, or vertical fronts (</w:t>
+      </w:r>
+      <w:r>
+        <w:rPr>
+          <w:rFonts w:ascii="Times New Roman" w:hAnsi="Times New Roman" w:cs="Times New Roman"/>
+          <w:sz w:val="24"/>
+          <w:szCs w:val="24"/>
+        </w:rPr>
+        <w:t>Logan et al. 2023). In a tropical marine environments, excessively cold and hypoxic waters create hypoxia based habitat constriction</w:t>
+      </w:r>
+      <w:r>
+        <w:rPr>
+          <w:rFonts w:ascii="Times New Roman" w:hAnsi="Times New Roman" w:cs="Times New Roman"/>
+          <w:sz w:val="24"/>
+          <w:szCs w:val="24"/>
+        </w:rPr>
+        <w:t xml:space="preserve">, </w:t>
+      </w:r>
+      <w:r>
+        <w:rPr>
+          <w:rFonts w:ascii="Times New Roman" w:hAnsi="Times New Roman" w:cs="Times New Roman"/>
+          <w:sz w:val="24"/>
+          <w:szCs w:val="24"/>
+        </w:rPr>
+        <w:t>causing</w:t>
+      </w:r>
+      <w:r>
+        <w:rPr>
+          <w:rFonts w:ascii="Times New Roman" w:hAnsi="Times New Roman" w:cs="Times New Roman"/>
+          <w:sz w:val="24"/>
+          <w:szCs w:val="24"/>
+        </w:rPr>
+        <w:t xml:space="preserve"> fish to</w:t>
+      </w:r>
+      <w:r>
+        <w:rPr>
+          <w:rFonts w:ascii="Times New Roman" w:hAnsi="Times New Roman" w:cs="Times New Roman"/>
+          <w:sz w:val="24"/>
+          <w:szCs w:val="24"/>
+        </w:rPr>
+        <w:t xml:space="preserve"> primarily</w:t>
+      </w:r>
+      <w:r>
+        <w:rPr>
+          <w:rFonts w:ascii="Times New Roman" w:hAnsi="Times New Roman" w:cs="Times New Roman"/>
+          <w:sz w:val="24"/>
+          <w:szCs w:val="24"/>
+        </w:rPr>
+        <w:t xml:space="preserve"> </w:t>
+      </w:r>
+      <w:r>
+        <w:rPr>
+          <w:rFonts w:ascii="Times New Roman" w:hAnsi="Times New Roman" w:cs="Times New Roman"/>
+          <w:sz w:val="24"/>
+          <w:szCs w:val="24"/>
+        </w:rPr>
+        <w:t xml:space="preserve">hold at and above the </w:t>
+      </w:r>
+      <w:r>
+        <w:rPr>
+          <w:rFonts w:ascii="Times New Roman" w:hAnsi="Times New Roman" w:cs="Times New Roman"/>
+          <w:sz w:val="24"/>
+          <w:szCs w:val="24"/>
+        </w:rPr>
+        <w:t xml:space="preserve">thermocline </w:t>
+      </w:r>
+      <w:r>
+        <w:rPr>
+          <w:rFonts w:ascii="Times New Roman" w:hAnsi="Times New Roman" w:cs="Times New Roman"/>
+          <w:sz w:val="24"/>
+          <w:szCs w:val="24"/>
+        </w:rPr>
+        <w:t>(Brill et al. 1998, Logan et al. 2023). In</w:t>
+      </w:r>
+      <w:r>
+        <w:rPr>
+          <w:rFonts w:ascii="Times New Roman" w:hAnsi="Times New Roman" w:cs="Times New Roman"/>
+          <w:sz w:val="24"/>
+          <w:szCs w:val="24"/>
+        </w:rPr>
+        <w:t xml:space="preserve"> temperate</w:t>
+      </w:r>
+      <w:r>
+        <w:rPr>
+          <w:rFonts w:ascii="Times New Roman" w:hAnsi="Times New Roman" w:cs="Times New Roman"/>
+          <w:sz w:val="24"/>
+          <w:szCs w:val="24"/>
+        </w:rPr>
+        <w:t xml:space="preserve"> </w:t>
+      </w:r>
+      <w:r>
+        <w:rPr>
+          <w:rFonts w:ascii="Times New Roman" w:hAnsi="Times New Roman" w:cs="Times New Roman"/>
+          <w:sz w:val="24"/>
+          <w:szCs w:val="24"/>
+        </w:rPr>
+        <w:t>lotic and lentic</w:t>
+      </w:r>
+      <w:r>
+        <w:rPr>
+          <w:rFonts w:ascii="Times New Roman" w:hAnsi="Times New Roman" w:cs="Times New Roman"/>
+          <w:sz w:val="24"/>
+          <w:szCs w:val="24"/>
+        </w:rPr>
+        <w:t xml:space="preserve"> environments, warm surface temperatures</w:t>
+      </w:r>
+      <w:r>
+        <w:rPr>
+          <w:rFonts w:ascii="Times New Roman" w:hAnsi="Times New Roman" w:cs="Times New Roman"/>
+          <w:sz w:val="24"/>
+          <w:szCs w:val="24"/>
+        </w:rPr>
+        <w:t xml:space="preserve"> can exceed physiological optima,</w:t>
+      </w:r>
+      <w:r>
+        <w:rPr>
+          <w:rFonts w:ascii="Times New Roman" w:hAnsi="Times New Roman" w:cs="Times New Roman"/>
+          <w:sz w:val="24"/>
+          <w:szCs w:val="24"/>
+        </w:rPr>
+        <w:t xml:space="preserve"> and hypoxic conditions at depth can limit fish vertical distribution, creating a vertically compressed habitat</w:t>
+      </w:r>
+      <w:r>
+        <w:rPr>
+          <w:rFonts w:ascii="Times New Roman" w:hAnsi="Times New Roman" w:cs="Times New Roman"/>
+          <w:sz w:val="24"/>
+          <w:szCs w:val="24"/>
+        </w:rPr>
+        <w:t xml:space="preserve"> known as a temperature-oxygen squeeze (</w:t>
+      </w:r>
+      <w:proofErr w:type="spellStart"/>
+      <w:r>
+        <w:rPr>
+          <w:rFonts w:ascii="Times New Roman" w:hAnsi="Times New Roman" w:cs="Times New Roman"/>
+          <w:sz w:val="24"/>
+          <w:szCs w:val="24"/>
+        </w:rPr>
+        <w:t>Coutant</w:t>
+      </w:r>
+      <w:proofErr w:type="spellEnd"/>
+      <w:r>
+        <w:rPr>
+          <w:rFonts w:ascii="Times New Roman" w:hAnsi="Times New Roman" w:cs="Times New Roman"/>
+          <w:sz w:val="24"/>
+          <w:szCs w:val="24"/>
+        </w:rPr>
+        <w:t>)</w:t>
+      </w:r>
+      <w:r>
+        <w:rPr>
+          <w:rFonts w:ascii="Times New Roman" w:hAnsi="Times New Roman" w:cs="Times New Roman"/>
+          <w:sz w:val="24"/>
+          <w:szCs w:val="24"/>
+        </w:rPr>
+        <w:t xml:space="preserve">. </w:t>
+      </w:r>
+      <w:r>
+        <w:rPr>
+          <w:rFonts w:ascii="Times New Roman" w:hAnsi="Times New Roman" w:cs="Times New Roman"/>
+          <w:sz w:val="24"/>
+          <w:szCs w:val="24"/>
+        </w:rPr>
+        <w:t xml:space="preserve">This phenomena can also occur in </w:t>
+      </w:r>
+      <w:r>
+        <w:rPr>
+          <w:rFonts w:ascii="Times New Roman" w:hAnsi="Times New Roman" w:cs="Times New Roman"/>
+          <w:sz w:val="24"/>
+          <w:szCs w:val="24"/>
+        </w:rPr>
+        <w:t xml:space="preserve">fine scale </w:t>
+      </w:r>
+      <w:r>
+        <w:rPr>
+          <w:rFonts w:ascii="Times New Roman" w:hAnsi="Times New Roman" w:cs="Times New Roman"/>
+          <w:sz w:val="24"/>
+          <w:szCs w:val="24"/>
+        </w:rPr>
+        <w:t xml:space="preserve">patches of lentic habitat within </w:t>
+      </w:r>
+      <w:r>
+        <w:rPr>
+          <w:rFonts w:ascii="Times New Roman" w:hAnsi="Times New Roman" w:cs="Times New Roman"/>
+          <w:sz w:val="24"/>
+          <w:szCs w:val="24"/>
+        </w:rPr>
+        <w:t xml:space="preserve">a </w:t>
+      </w:r>
+      <w:r>
+        <w:rPr>
+          <w:rFonts w:ascii="Times New Roman" w:hAnsi="Times New Roman" w:cs="Times New Roman"/>
+          <w:sz w:val="24"/>
+          <w:szCs w:val="24"/>
+        </w:rPr>
+        <w:t>river floodplain. For example, thermally</w:t>
+      </w:r>
+      <w:r>
+        <w:rPr>
+          <w:rFonts w:ascii="Times New Roman" w:hAnsi="Times New Roman" w:cs="Times New Roman"/>
+          <w:sz w:val="24"/>
+          <w:szCs w:val="24"/>
+        </w:rPr>
+        <w:t xml:space="preserve"> stratified cold-water alcoves </w:t>
+      </w:r>
+      <w:r>
+        <w:rPr>
+          <w:rFonts w:ascii="Times New Roman" w:hAnsi="Times New Roman" w:cs="Times New Roman"/>
+          <w:sz w:val="24"/>
+          <w:szCs w:val="24"/>
+        </w:rPr>
+        <w:t>often present a temperature-oxygen squeeze</w:t>
+      </w:r>
+      <w:r>
+        <w:rPr>
+          <w:rFonts w:ascii="Times New Roman" w:hAnsi="Times New Roman" w:cs="Times New Roman"/>
+          <w:sz w:val="24"/>
+          <w:szCs w:val="24"/>
+        </w:rPr>
+        <w:t xml:space="preserve">, effectively confining </w:t>
+      </w:r>
+      <w:r>
+        <w:rPr>
+          <w:rFonts w:ascii="Times New Roman" w:hAnsi="Times New Roman" w:cs="Times New Roman"/>
+          <w:sz w:val="24"/>
+          <w:szCs w:val="24"/>
+        </w:rPr>
+        <w:t xml:space="preserve">cold-adapted </w:t>
+      </w:r>
+      <w:r>
+        <w:rPr>
+          <w:rFonts w:ascii="Times New Roman" w:hAnsi="Times New Roman" w:cs="Times New Roman"/>
+          <w:sz w:val="24"/>
+          <w:szCs w:val="24"/>
+        </w:rPr>
+        <w:t>fish to &lt;20% of the water column</w:t>
+      </w:r>
+      <w:r>
+        <w:rPr>
+          <w:rFonts w:ascii="Times New Roman" w:hAnsi="Times New Roman" w:cs="Times New Roman"/>
+          <w:sz w:val="24"/>
+          <w:szCs w:val="24"/>
+        </w:rPr>
+        <w:t xml:space="preserve"> (Barrett et al. 2023)</w:t>
+      </w:r>
+      <w:r>
+        <w:rPr>
+          <w:rFonts w:ascii="Times New Roman" w:hAnsi="Times New Roman" w:cs="Times New Roman"/>
+          <w:sz w:val="24"/>
+          <w:szCs w:val="24"/>
+        </w:rPr>
+        <w:t xml:space="preserve">. </w:t>
+      </w:r>
+    </w:p>
+    <w:p>
+      <w:pPr>
+        <w:rPr>
+          <w:rFonts w:ascii="Times New Roman" w:hAnsi="Times New Roman" w:cs="Times New Roman"/>
+          <w:b/>
+          <w:sz w:val="24"/>
+          <w:szCs w:val="24"/>
+        </w:rPr>
+      </w:pPr>
+      <w:r>
+        <w:rPr>
+          <w:rFonts w:ascii="Times New Roman" w:hAnsi="Times New Roman" w:cs="Times New Roman"/>
+          <w:b/>
+          <w:sz w:val="24"/>
+          <w:szCs w:val="24"/>
+        </w:rPr>
+        <w:t>Diel fluctuation in environmental factors can in turn shape diel behavioral patterns</w:t>
+      </w:r>
+    </w:p>
+    <w:p>
+      <w:pPr>
+        <w:rPr>
+          <w:rFonts w:ascii="Times New Roman" w:hAnsi="Times New Roman" w:cs="Times New Roman"/>
+          <w:sz w:val="24"/>
+          <w:szCs w:val="24"/>
+        </w:rPr>
+      </w:pPr>
+      <w:r>
+        <w:rPr>
+          <w:rFonts w:ascii="Times New Roman" w:hAnsi="Times New Roman" w:cs="Times New Roman"/>
+          <w:sz w:val="24"/>
+          <w:szCs w:val="24"/>
+        </w:rPr>
+        <w:lastRenderedPageBreak/>
+        <w:t>Nocturnal ascent DVM most often studied in zooplankton as anti-predator behavior – trade-off resource rich high risk surface and cooler water reduced growth depth (</w:t>
+      </w:r>
+      <w:proofErr w:type="spellStart"/>
+      <w:r>
+        <w:rPr>
+          <w:rFonts w:ascii="Times New Roman" w:hAnsi="Times New Roman" w:cs="Times New Roman"/>
+          <w:sz w:val="24"/>
+          <w:szCs w:val="24"/>
+        </w:rPr>
+        <w:t>Ohman</w:t>
+      </w:r>
+      <w:proofErr w:type="spellEnd"/>
+      <w:r>
+        <w:rPr>
+          <w:rFonts w:ascii="Times New Roman" w:hAnsi="Times New Roman" w:cs="Times New Roman"/>
+          <w:sz w:val="24"/>
+          <w:szCs w:val="24"/>
+        </w:rPr>
+        <w:t xml:space="preserve"> 1990). May differ for vertebrates – </w:t>
+      </w:r>
+      <w:proofErr w:type="spellStart"/>
+      <w:r>
+        <w:rPr>
+          <w:rFonts w:ascii="Times New Roman" w:hAnsi="Times New Roman" w:cs="Times New Roman"/>
+          <w:sz w:val="24"/>
+          <w:szCs w:val="24"/>
+        </w:rPr>
+        <w:t>bioenergetic</w:t>
+      </w:r>
+      <w:proofErr w:type="spellEnd"/>
+      <w:r>
+        <w:rPr>
+          <w:rFonts w:ascii="Times New Roman" w:hAnsi="Times New Roman" w:cs="Times New Roman"/>
+          <w:sz w:val="24"/>
+          <w:szCs w:val="24"/>
+        </w:rPr>
+        <w:t xml:space="preserve"> efficiency, foraging opportunity, predator avoidance 3 hypothesis for </w:t>
+      </w:r>
+      <w:proofErr w:type="spellStart"/>
+      <w:r>
+        <w:rPr>
+          <w:rFonts w:ascii="Times New Roman" w:hAnsi="Times New Roman" w:cs="Times New Roman"/>
+          <w:sz w:val="24"/>
+          <w:szCs w:val="24"/>
+        </w:rPr>
+        <w:t>dvm</w:t>
+      </w:r>
+      <w:proofErr w:type="spellEnd"/>
+      <w:r>
+        <w:rPr>
+          <w:rFonts w:ascii="Times New Roman" w:hAnsi="Times New Roman" w:cs="Times New Roman"/>
+          <w:sz w:val="24"/>
+          <w:szCs w:val="24"/>
+        </w:rPr>
+        <w:t xml:space="preserve"> in fish species freshwater lakes (</w:t>
+      </w:r>
+      <w:proofErr w:type="spellStart"/>
+      <w:r>
+        <w:rPr>
+          <w:rFonts w:ascii="Times New Roman" w:hAnsi="Times New Roman" w:cs="Times New Roman"/>
+          <w:sz w:val="24"/>
+          <w:szCs w:val="24"/>
+        </w:rPr>
+        <w:t>Scheurell</w:t>
+      </w:r>
+      <w:proofErr w:type="spellEnd"/>
+      <w:r>
+        <w:rPr>
+          <w:rFonts w:ascii="Times New Roman" w:hAnsi="Times New Roman" w:cs="Times New Roman"/>
+          <w:sz w:val="24"/>
+          <w:szCs w:val="24"/>
+        </w:rPr>
+        <w:t xml:space="preserve"> and Schindler 2003, Clark and Levy 1988, </w:t>
+      </w:r>
+      <w:proofErr w:type="spellStart"/>
+      <w:r>
+        <w:rPr>
+          <w:rFonts w:ascii="Times New Roman" w:hAnsi="Times New Roman" w:cs="Times New Roman"/>
+          <w:sz w:val="24"/>
+          <w:szCs w:val="24"/>
+        </w:rPr>
+        <w:t>Wur</w:t>
+      </w:r>
+      <w:r>
+        <w:rPr>
+          <w:rFonts w:ascii="Times New Roman" w:hAnsi="Times New Roman" w:cs="Times New Roman"/>
+          <w:sz w:val="24"/>
+          <w:szCs w:val="24"/>
+        </w:rPr>
+        <w:t>tsbaugh</w:t>
+      </w:r>
+      <w:proofErr w:type="spellEnd"/>
+      <w:r>
+        <w:rPr>
+          <w:rFonts w:ascii="Times New Roman" w:hAnsi="Times New Roman" w:cs="Times New Roman"/>
+          <w:sz w:val="24"/>
+          <w:szCs w:val="24"/>
+        </w:rPr>
+        <w:t xml:space="preserve"> and </w:t>
+      </w:r>
+      <w:proofErr w:type="spellStart"/>
+      <w:r>
+        <w:rPr>
+          <w:rFonts w:ascii="Times New Roman" w:hAnsi="Times New Roman" w:cs="Times New Roman"/>
+          <w:sz w:val="24"/>
+          <w:szCs w:val="24"/>
+        </w:rPr>
+        <w:t>Neverman</w:t>
+      </w:r>
+      <w:proofErr w:type="spellEnd"/>
+      <w:r>
+        <w:rPr>
+          <w:rFonts w:ascii="Times New Roman" w:hAnsi="Times New Roman" w:cs="Times New Roman"/>
+          <w:sz w:val="24"/>
+          <w:szCs w:val="24"/>
+        </w:rPr>
+        <w:t xml:space="preserve"> 1988). Male dogfish</w:t>
+      </w:r>
+      <w:r>
+        <w:rPr>
+          <w:rFonts w:ascii="Times New Roman" w:hAnsi="Times New Roman" w:cs="Times New Roman"/>
+          <w:sz w:val="24"/>
+          <w:szCs w:val="24"/>
+        </w:rPr>
+        <w:t xml:space="preserve"> use marine temperature gradient</w:t>
+      </w:r>
+      <w:r>
+        <w:rPr>
+          <w:rFonts w:ascii="Times New Roman" w:hAnsi="Times New Roman" w:cs="Times New Roman"/>
+          <w:sz w:val="24"/>
+          <w:szCs w:val="24"/>
+        </w:rPr>
+        <w:t>s</w:t>
+      </w:r>
+      <w:r>
+        <w:rPr>
+          <w:rFonts w:ascii="Times New Roman" w:hAnsi="Times New Roman" w:cs="Times New Roman"/>
+          <w:sz w:val="24"/>
+          <w:szCs w:val="24"/>
+        </w:rPr>
+        <w:t xml:space="preserve"> </w:t>
+      </w:r>
+      <w:r>
+        <w:rPr>
+          <w:rFonts w:ascii="Times New Roman" w:hAnsi="Times New Roman" w:cs="Times New Roman"/>
+          <w:sz w:val="24"/>
+          <w:szCs w:val="24"/>
+        </w:rPr>
+        <w:t xml:space="preserve">as an </w:t>
+      </w:r>
+      <w:r>
+        <w:rPr>
+          <w:rFonts w:ascii="Times New Roman" w:hAnsi="Times New Roman" w:cs="Times New Roman"/>
+          <w:sz w:val="24"/>
+          <w:szCs w:val="24"/>
+        </w:rPr>
+        <w:t>energy conservation strategy (Sims et al. 2006).</w:t>
+      </w:r>
+    </w:p>
+    <w:p>
+      <w:pPr>
+        <w:rPr>
+          <w:rFonts w:ascii="Times New Roman" w:hAnsi="Times New Roman" w:cs="Times New Roman"/>
+          <w:sz w:val="24"/>
+          <w:szCs w:val="24"/>
+        </w:rPr>
+      </w:pPr>
+      <w:r>
+        <w:rPr>
+          <w:rFonts w:ascii="Times New Roman" w:hAnsi="Times New Roman" w:cs="Times New Roman"/>
+          <w:sz w:val="24"/>
+          <w:szCs w:val="24"/>
+        </w:rPr>
+        <w:t>Hunting foray into hypoxic zone observed.</w:t>
+      </w:r>
+    </w:p>
+    <w:p>
+      <w:pPr>
+        <w:rPr>
+          <w:rFonts w:ascii="Times New Roman" w:hAnsi="Times New Roman" w:cs="Times New Roman"/>
+          <w:sz w:val="24"/>
+          <w:szCs w:val="24"/>
+        </w:rPr>
+      </w:pPr>
+      <w:r>
+        <w:rPr>
+          <w:rFonts w:ascii="Times New Roman" w:hAnsi="Times New Roman" w:cs="Times New Roman"/>
+          <w:sz w:val="24"/>
+          <w:szCs w:val="24"/>
+        </w:rPr>
+        <w:t>DVM bull trout stratified reservoir – trade-off between forage/growth and gametogenesis (</w:t>
+      </w:r>
+      <w:proofErr w:type="spellStart"/>
+      <w:r>
+        <w:rPr>
+          <w:rFonts w:ascii="Times New Roman" w:hAnsi="Times New Roman" w:cs="Times New Roman"/>
+          <w:sz w:val="24"/>
+          <w:szCs w:val="24"/>
+        </w:rPr>
+        <w:t>Eckmann</w:t>
+      </w:r>
+      <w:proofErr w:type="spellEnd"/>
+      <w:r>
+        <w:rPr>
+          <w:rFonts w:ascii="Times New Roman" w:hAnsi="Times New Roman" w:cs="Times New Roman"/>
+          <w:sz w:val="24"/>
+          <w:szCs w:val="24"/>
+        </w:rPr>
+        <w:t xml:space="preserve"> et al. 2016). </w:t>
+      </w:r>
+    </w:p>
+    <w:p>
+      <w:pPr>
+        <w:rPr>
+          <w:rFonts w:ascii="Times New Roman" w:hAnsi="Times New Roman" w:cs="Times New Roman"/>
+          <w:sz w:val="24"/>
+          <w:szCs w:val="24"/>
+        </w:rPr>
+      </w:pPr>
+      <w:r>
+        <w:rPr>
+          <w:rFonts w:ascii="Times New Roman" w:hAnsi="Times New Roman" w:cs="Times New Roman"/>
+          <w:sz w:val="24"/>
+          <w:szCs w:val="24"/>
+        </w:rPr>
+        <w:t>Seasonal shift DVM lake coastal cutthroat trout thermal regime/prey distribution (</w:t>
+      </w:r>
+      <w:r>
+        <w:rPr>
+          <w:rFonts w:ascii="Times New Roman" w:hAnsi="Times New Roman" w:cs="Times New Roman"/>
+          <w:sz w:val="24"/>
+          <w:szCs w:val="24"/>
+        </w:rPr>
+        <w:t xml:space="preserve">Thomas et al. </w:t>
+      </w:r>
+      <w:r>
+        <w:rPr>
+          <w:rFonts w:ascii="Times New Roman" w:hAnsi="Times New Roman" w:cs="Times New Roman"/>
+          <w:sz w:val="24"/>
+          <w:szCs w:val="24"/>
+        </w:rPr>
+        <w:t xml:space="preserve">2023) – optimize growth and forage opportunity. </w:t>
+      </w:r>
+    </w:p>
+    <w:p>
+      <w:pPr>
+        <w:rPr>
+          <w:rFonts w:ascii="Times New Roman" w:hAnsi="Times New Roman" w:cs="Times New Roman"/>
+          <w:sz w:val="24"/>
+          <w:szCs w:val="24"/>
+        </w:rPr>
+      </w:pPr>
+      <w:r>
+        <w:rPr>
+          <w:rFonts w:ascii="Times New Roman" w:hAnsi="Times New Roman" w:cs="Times New Roman"/>
+          <w:sz w:val="24"/>
+          <w:szCs w:val="24"/>
+        </w:rPr>
+        <w:t xml:space="preserve">Dearth of research studying vertebrate DVM with consideration of both temperature and oxygen. </w:t>
+      </w:r>
+    </w:p>
+    <w:p>
+      <w:pPr>
+        <w:rPr>
+          <w:rFonts w:ascii="Times New Roman" w:hAnsi="Times New Roman" w:cs="Times New Roman"/>
+          <w:b/>
+          <w:sz w:val="24"/>
+          <w:szCs w:val="24"/>
+        </w:rPr>
+      </w:pPr>
+      <w:r>
+        <w:rPr>
+          <w:rFonts w:ascii="Times New Roman" w:hAnsi="Times New Roman" w:cs="Times New Roman"/>
+          <w:b/>
+          <w:sz w:val="24"/>
+          <w:szCs w:val="24"/>
+        </w:rPr>
+        <w:t>Introduce fluctuation in temperature/oxygen:</w:t>
+      </w:r>
+    </w:p>
+    <w:p>
+      <w:pPr>
+        <w:rPr>
+          <w:rFonts w:ascii="Times New Roman" w:hAnsi="Times New Roman" w:cs="Times New Roman"/>
+          <w:sz w:val="24"/>
+          <w:szCs w:val="24"/>
+        </w:rPr>
+      </w:pPr>
+      <w:r>
+        <w:rPr>
+          <w:rFonts w:ascii="Times New Roman" w:hAnsi="Times New Roman" w:cs="Times New Roman"/>
+          <w:sz w:val="24"/>
+          <w:szCs w:val="24"/>
+        </w:rPr>
+        <w:t>Shallow lentic environments can display diel oxygen variation as the environment transitions from photosynthetic production to respiratory consumption. Oxygen concentration begins to decrease after dusk and reaches its minimum during the early morning after many hours of nocturnal respiration (Andersen et al. 2017). The combination of pronounced vertical stratification in oxygen from hypoxic hyporheic inputs, coupled with diel oxygen cycling, has the potential to create a vertically shifting oxygen profile within select thermal refuge habitats. Such oxygen profiles may vary from location to location depending on local biotic and abiotic factors (e.g. macrophyte density, hyporheic upwelling, depth). In addition, surface water temperatures fluctuate on a diel cycle in time-lagged synchrony with dissolved oxygen saturation (e.g. oxygen saturation is highest during midday, whereas surface water temperatures reach their maximum during early evening). These fluctuating conditions likely cause the zone of optimal habitat to shift over the 24-h cycle. While these conditions fluctuate in rough synchrony (oxygen and temperature increase during the day and decrease at night), ideal conditions fluctuate asynchronously when considered through the lens of a cold</w:t>
+      </w:r>
+      <w:r>
+        <w:rPr>
+          <w:rFonts w:ascii="Times New Roman" w:hAnsi="Times New Roman" w:cs="Times New Roman"/>
+          <w:sz w:val="24"/>
+          <w:szCs w:val="24"/>
+        </w:rPr>
+        <w:t>-</w:t>
+      </w:r>
+      <w:r>
+        <w:rPr>
+          <w:rFonts w:ascii="Times New Roman" w:hAnsi="Times New Roman" w:cs="Times New Roman"/>
+          <w:sz w:val="24"/>
+          <w:szCs w:val="24"/>
+        </w:rPr>
+        <w:t>water fish</w:t>
+      </w:r>
+      <w:r>
+        <w:rPr>
+          <w:rFonts w:ascii="Times New Roman" w:hAnsi="Times New Roman" w:cs="Times New Roman"/>
+          <w:sz w:val="24"/>
+          <w:szCs w:val="24"/>
+        </w:rPr>
+        <w:t>,</w:t>
+      </w:r>
+      <w:r>
+        <w:rPr>
+          <w:rFonts w:ascii="Times New Roman" w:hAnsi="Times New Roman" w:cs="Times New Roman"/>
+          <w:sz w:val="24"/>
+          <w:szCs w:val="24"/>
+        </w:rPr>
+        <w:t xml:space="preserve"> where cooler temperatures coupled with higher dissolved oxygen are ideal.</w:t>
+      </w:r>
+    </w:p>
+    <w:p>
+      <w:pPr>
+        <w:rPr>
+          <w:rFonts w:ascii="Times New Roman" w:hAnsi="Times New Roman" w:cs="Times New Roman"/>
+          <w:b/>
+          <w:sz w:val="24"/>
+          <w:szCs w:val="24"/>
+        </w:rPr>
+      </w:pPr>
+      <w:r>
+        <w:rPr>
+          <w:rFonts w:ascii="Times New Roman" w:hAnsi="Times New Roman" w:cs="Times New Roman"/>
+          <w:b/>
+          <w:sz w:val="24"/>
+          <w:szCs w:val="24"/>
+        </w:rPr>
+        <w:t>Introduce t</w:t>
+      </w:r>
+      <w:r>
+        <w:rPr>
+          <w:rFonts w:ascii="Times New Roman" w:hAnsi="Times New Roman" w:cs="Times New Roman"/>
+          <w:b/>
+          <w:sz w:val="24"/>
+          <w:szCs w:val="24"/>
+        </w:rPr>
+        <w:t>he question:</w:t>
+      </w:r>
+    </w:p>
+    <w:p>
+      <w:pPr>
+        <w:pStyle w:val="Default"/>
+      </w:pPr>
+      <w:r>
+        <w:t>How do cold-</w:t>
+      </w:r>
+      <w:r>
+        <w:t>water fish balance oxygen demands and temperature preference within refuge habitats, and how might these constraints vary among refuges</w:t>
+      </w:r>
+      <w:r>
+        <w:t xml:space="preserve"> and over time</w:t>
+      </w:r>
+      <w:r>
+        <w:t xml:space="preserve">? </w:t>
+      </w:r>
+      <w:r>
+        <w:rPr>
+          <w:color w:val="auto"/>
+        </w:rPr>
+        <w:t>The volume of habitat that is both suitably cool and oxygenated is likely a small portion of the alcove, and it likely expands, contracts, and shifts over time. In this study we aim to</w:t>
+      </w:r>
+      <w:r>
+        <w:rPr>
+          <w:color w:val="auto"/>
+        </w:rPr>
+        <w:t xml:space="preserve"> 1) determine whether temperature and oxygen shift over a diel timeframe, to 2) quantify diel variation in dissolved oxygen and temperature across alcoves, and to 3)</w:t>
+      </w:r>
+      <w:r>
+        <w:rPr>
+          <w:color w:val="auto"/>
+        </w:rPr>
+        <w:t xml:space="preserve"> determine </w:t>
+      </w:r>
+      <w:r>
+        <w:rPr>
+          <w:color w:val="auto"/>
+        </w:rPr>
+        <w:t xml:space="preserve">whether fish use fine-scale diel vertical movements </w:t>
+      </w:r>
+      <w:r>
+        <w:t xml:space="preserve">to balance shifting trade-offs between dissolved oxygen and temperature. </w:t>
+      </w:r>
+    </w:p>
+    <w:p>
+      <w:pPr>
+        <w:pStyle w:val="Default"/>
+      </w:pPr>
+    </w:p>
+    <w:p>
+      <w:pPr>
+        <w:rPr>
+          <w:rFonts w:ascii="Times New Roman" w:hAnsi="Times New Roman" w:cs="Times New Roman"/>
+          <w:sz w:val="24"/>
+          <w:szCs w:val="24"/>
+        </w:rPr>
+      </w:pPr>
+      <w:r>
+        <w:rPr>
+          <w:rFonts w:ascii="Times New Roman" w:hAnsi="Times New Roman" w:cs="Times New Roman"/>
+          <w:sz w:val="24"/>
+          <w:szCs w:val="24"/>
+        </w:rPr>
+        <w:t>Fish have been shown to continually track favorable temperatures in dynamic riverscapes where the locations of optimal temperatures shift over timesca</w:t>
+      </w:r>
+      <w:r>
+        <w:rPr>
+          <w:rFonts w:ascii="Times New Roman" w:hAnsi="Times New Roman" w:cs="Times New Roman"/>
+          <w:sz w:val="24"/>
+          <w:szCs w:val="24"/>
+        </w:rPr>
+        <w:t xml:space="preserve">les of days, months, and years, </w:t>
+      </w:r>
+      <w:r>
+        <w:rPr>
+          <w:rFonts w:ascii="Times New Roman" w:hAnsi="Times New Roman" w:cs="Times New Roman"/>
+          <w:sz w:val="24"/>
+          <w:szCs w:val="24"/>
+        </w:rPr>
+        <w:t>however little has been done to understand movement in response to fluctuating temperature and oxygen</w:t>
+      </w:r>
+      <w:r>
+        <w:rPr>
+          <w:rFonts w:ascii="Times New Roman" w:hAnsi="Times New Roman" w:cs="Times New Roman"/>
+          <w:sz w:val="24"/>
+          <w:szCs w:val="24"/>
+        </w:rPr>
+        <w:t>. Here we used a novel approach combining temperature logging technologies to document fine-scale habitat use in a vertically stratified floodplain thermal refuge habitat. This process allowed us to track</w:t>
+      </w:r>
+      <w:r>
+        <w:rPr>
+          <w:rFonts w:ascii="Times New Roman" w:hAnsi="Times New Roman" w:cs="Times New Roman"/>
+          <w:sz w:val="24"/>
+          <w:szCs w:val="24"/>
+        </w:rPr>
+        <w:t xml:space="preserve"> fish temperature</w:t>
+      </w:r>
+      <w:r>
+        <w:rPr>
+          <w:rFonts w:ascii="Times New Roman" w:hAnsi="Times New Roman" w:cs="Times New Roman"/>
+          <w:sz w:val="24"/>
+          <w:szCs w:val="24"/>
+        </w:rPr>
+        <w:t xml:space="preserve"> </w:t>
+      </w:r>
+      <w:r>
+        <w:rPr>
+          <w:rFonts w:ascii="Times New Roman" w:hAnsi="Times New Roman" w:cs="Times New Roman"/>
+          <w:sz w:val="24"/>
+          <w:szCs w:val="24"/>
+        </w:rPr>
+        <w:t>and dissolved oxygen</w:t>
+      </w:r>
+      <w:r>
+        <w:rPr>
+          <w:rFonts w:ascii="Times New Roman" w:hAnsi="Times New Roman" w:cs="Times New Roman"/>
+          <w:sz w:val="24"/>
+          <w:szCs w:val="24"/>
+        </w:rPr>
+        <w:t xml:space="preserve"> </w:t>
+      </w:r>
+      <w:r>
+        <w:rPr>
+          <w:rFonts w:ascii="Times New Roman" w:hAnsi="Times New Roman" w:cs="Times New Roman"/>
+          <w:sz w:val="24"/>
+          <w:szCs w:val="24"/>
+        </w:rPr>
+        <w:t xml:space="preserve">selection </w:t>
+      </w:r>
+      <w:r>
+        <w:rPr>
+          <w:rFonts w:ascii="Times New Roman" w:hAnsi="Times New Roman" w:cs="Times New Roman"/>
+          <w:sz w:val="24"/>
+          <w:szCs w:val="24"/>
+        </w:rPr>
+        <w:t xml:space="preserve">at a timescale of </w:t>
+      </w:r>
+      <w:r>
+        <w:rPr>
+          <w:rFonts w:ascii="Times New Roman" w:hAnsi="Times New Roman" w:cs="Times New Roman"/>
+          <w:sz w:val="24"/>
+          <w:szCs w:val="24"/>
+        </w:rPr>
+        <w:t xml:space="preserve">minutes to </w:t>
+      </w:r>
+      <w:r>
+        <w:rPr>
+          <w:rFonts w:ascii="Times New Roman" w:hAnsi="Times New Roman" w:cs="Times New Roman"/>
+          <w:sz w:val="24"/>
+          <w:szCs w:val="24"/>
+        </w:rPr>
+        <w:t>hours</w:t>
+      </w:r>
+      <w:r>
+        <w:rPr>
+          <w:rFonts w:ascii="Times New Roman" w:hAnsi="Times New Roman" w:cs="Times New Roman"/>
+          <w:sz w:val="24"/>
+          <w:szCs w:val="24"/>
+        </w:rPr>
+        <w:t xml:space="preserve"> during peak summer conditions. </w:t>
+      </w:r>
+    </w:p>
+    <w:p>
+      <w:pPr>
+        <w:rPr>
+          <w:rFonts w:ascii="Times New Roman" w:hAnsi="Times New Roman" w:cs="Times New Roman"/>
+          <w:sz w:val="24"/>
+          <w:szCs w:val="24"/>
+        </w:rPr>
+      </w:pPr>
       <w:r>
         <w:rPr>
           <w:rFonts w:ascii="Times New Roman" w:hAnsi="Times New Roman" w:cs="Times New Roman"/>
